--- a/manuscripts/PEER_REVIEWER_DATA_INTEGRITY_DOSSIER.docx
+++ b/manuscripts/PEER_REVIEWER_DATA_INTEGRITY_DOSSIER.docx
@@ -4,2914 +4,81 @@
   <w:body>
     <w:p>
       <w:pPr>
-        <w:spacing w:before="280" w:after="120"/>
+        <w:pStyle w:val="Heading1"/>
       </w:pPr>
       <w:r>
-        <w:rPr>
-          <w:rFonts w:ascii="Times New Roman" w:hAnsi="Times New Roman"/>
-          <w:b/>
-          <w:color w:val="003366"/>
-          <w:sz w:val="32"/>
-        </w:rPr>
         <w:t>AUDIT &amp; DATA INTEGRITY DOSSIER FOR PEER REVIEWERS</w:t>
       </w:r>
     </w:p>
     <w:p>
-      <w:pPr>
-        <w:spacing w:before="240" w:after="80"/>
-      </w:pPr>
       <w:r>
-        <w:rPr>
-          <w:rFonts w:ascii="Times New Roman" w:hAnsi="Times New Roman"/>
-          <w:b/>
-          <w:color w:val="003366"/>
-          <w:sz w:val="26"/>
-        </w:rPr>
         <w:t>100% Literature-Grounded Verification for 10,000 Anti-Alzheimer's Bioactive Chemical Entities</w:t>
       </w:r>
     </w:p>
     <w:p>
-      <w:pPr>
-        <w:spacing w:before="40" w:after="60" w:line="276" w:lineRule="auto"/>
-      </w:pPr>
       <w:r>
-        <w:rPr>
-          <w:rFonts w:ascii="Times New Roman" w:hAnsi="Times New Roman"/>
-          <w:b/>
-          <w:sz w:val="21"/>
-        </w:rPr>
-        <w:t>Manuscript Reference:</w:t>
+        <w:t>Manuscript Reference: Receptor-Directed Deep Learning Ensemble with Interpretable Mechanisms for Multi-Target Alzheimer's Drug Discovery</w:t>
       </w:r>
+    </w:p>
+    <w:p>
       <w:r>
-        <w:rPr>
-          <w:rFonts w:ascii="Times New Roman" w:hAnsi="Times New Roman"/>
-          <w:sz w:val="21"/>
-        </w:rPr>
-        <w:t xml:space="preserve"> </w:t>
-      </w:r>
-      <w:r>
-        <w:rPr>
-          <w:rFonts w:ascii="Times New Roman" w:hAnsi="Times New Roman"/>
-          <w:i/>
-          <w:sz w:val="21"/>
-        </w:rPr>
-        <w:t>Receptor-Directed Deep Learning Ensemble with Interpretable Mechanisms for Multi-Target Alzheimer's Drug Discovery</w:t>
+        <w:t>Corresponding Author: Tajuddin Shaik (tajo9128@gmail.com)</w:t>
       </w:r>
     </w:p>
     <w:p>
       <w:pPr>
-        <w:spacing w:before="40" w:after="60" w:line="276" w:lineRule="auto"/>
+        <w:pStyle w:val="Heading2"/>
       </w:pPr>
       <w:r>
-        <w:rPr>
-          <w:rFonts w:ascii="Times New Roman" w:hAnsi="Times New Roman"/>
-          <w:b/>
-          <w:sz w:val="21"/>
-        </w:rPr>
-        <w:t>Corresponding Author:</w:t>
+        <w:t>1. Permanent Open-Access Repositories &amp; Proof Links</w:t>
       </w:r>
+    </w:p>
+    <w:p>
       <w:r>
-        <w:rPr>
-          <w:rFonts w:ascii="Times New Roman" w:hAnsi="Times New Roman"/>
-          <w:sz w:val="21"/>
-        </w:rPr>
-        <w:t xml:space="preserve"> Tajuddin Shaik (tajo9128@gmail.com)</w:t>
+        <w:t>• Hugging Face Model Repository: https://huggingface.co/BioDockify/alzheimers-ensemble-94pct</w:t>
+      </w:r>
+    </w:p>
+    <w:p>
+      <w:r>
+        <w:t>• Hugging Face Dataset Repository: https://huggingface.co/datasets/BioDockify/alzheimers-multi-target-10k-dataset</w:t>
+      </w:r>
+    </w:p>
+    <w:p>
+      <w:r>
+        <w:t>• Live AI Screening Web Portal: https://ai.biodockify.com</w:t>
+      </w:r>
+    </w:p>
+    <w:p>
+      <w:r>
+        <w:t>• GitHub Fine-Tuning Suite: https://github.com/tajo9128/biodockify_finetune</w:t>
+      </w:r>
+    </w:p>
+    <w:p>
+      <w:r>
+        <w:t>• GitHub Publication 2 Suite: https://github.com/tajo9128/publication2</w:t>
       </w:r>
     </w:p>
     <w:p>
       <w:pPr>
-        <w:spacing w:before="200" w:after="60"/>
+        <w:pStyle w:val="Heading2"/>
       </w:pPr>
       <w:r>
-        <w:rPr>
-          <w:rFonts w:ascii="Times New Roman" w:hAnsi="Times New Roman"/>
-          <w:b/>
-          <w:color w:val="222222"/>
-          <w:sz w:val="23"/>
-        </w:rPr>
-        <w:t>1. Statement of Provenance and Reproducibility</w:t>
+        <w:t>2. Statement of Provenance and Reproducibility</w:t>
       </w:r>
     </w:p>
     <w:p>
-      <w:pPr>
-        <w:spacing w:before="40" w:after="60" w:line="276" w:lineRule="auto"/>
-      </w:pPr>
       <w:r>
-        <w:rPr>
-          <w:rFonts w:ascii="Times New Roman" w:hAnsi="Times New Roman"/>
-          <w:sz w:val="21"/>
-        </w:rPr>
-        <w:t>To ensure absolute compliance with international peer-review standards (ACS, Elsevier, Nature Portfolio), every single molecule in this 10,000-compound dataset is explicitly linked to:</w:t>
-      </w:r>
-    </w:p>
-    <w:p>
-      <w:pPr>
-        <w:pStyle w:val="ListNumber"/>
-        <w:spacing w:before="20" w:after="40"/>
-      </w:pPr>
-      <w:r>
-        <w:rPr>
-          <w:rFonts w:ascii="Times New Roman" w:hAnsi="Times New Roman"/>
-          <w:b/>
-          <w:sz w:val="21"/>
-        </w:rPr>
-        <w:t>Original Published Research Paper:</w:t>
-      </w:r>
-      <w:r>
-        <w:rPr>
-          <w:rFonts w:ascii="Times New Roman" w:hAnsi="Times New Roman"/>
-          <w:sz w:val="21"/>
-        </w:rPr>
-        <w:t xml:space="preserve"> Complete with verbatim paper title, author list, journal name, year, volume, and page numbers.</w:t>
-      </w:r>
-    </w:p>
-    <w:p>
-      <w:pPr>
-        <w:pStyle w:val="ListNumber"/>
-        <w:spacing w:before="20" w:after="40"/>
-      </w:pPr>
-      <w:r>
-        <w:rPr>
-          <w:rFonts w:ascii="Times New Roman" w:hAnsi="Times New Roman"/>
-          <w:b/>
-          <w:sz w:val="21"/>
-        </w:rPr>
-        <w:t>Permanent DOI and PubMed Identifiers:</w:t>
-      </w:r>
-      <w:r>
-        <w:rPr>
-          <w:rFonts w:ascii="Times New Roman" w:hAnsi="Times New Roman"/>
-          <w:sz w:val="21"/>
-        </w:rPr>
-        <w:t xml:space="preserve"> Direct hyperlinks to the publisher's DOI and the National Library of Medicine (PubMed/NCBI) record.</w:t>
-      </w:r>
-    </w:p>
-    <w:p>
-      <w:pPr>
-        <w:pStyle w:val="ListNumber"/>
-        <w:spacing w:before="20" w:after="40"/>
-      </w:pPr>
-      <w:r>
-        <w:rPr>
-          <w:rFonts w:ascii="Times New Roman" w:hAnsi="Times New Roman"/>
-          <w:b/>
-          <w:sz w:val="21"/>
-        </w:rPr>
-        <w:t>Public Chemical Database Cross-References:</w:t>
-      </w:r>
-      <w:r>
-        <w:rPr>
-          <w:rFonts w:ascii="Times New Roman" w:hAnsi="Times New Roman"/>
-          <w:sz w:val="21"/>
-        </w:rPr>
-        <w:t xml:space="preserve"> Direct identifiers for ChEMBL (Compound ID &amp; Document ID), PubChem (Compound CID &amp; BioAssay AID), and BindingDB.</w:t>
-      </w:r>
-    </w:p>
-    <w:p>
-      <w:pPr>
-        <w:pStyle w:val="ListNumber"/>
-        <w:spacing w:before="20" w:after="40"/>
-      </w:pPr>
-      <w:r>
-        <w:rPr>
-          <w:rFonts w:ascii="Times New Roman" w:hAnsi="Times New Roman"/>
-          <w:b/>
-          <w:sz w:val="21"/>
-        </w:rPr>
-        <w:t>Exact Experimental Bioassay Protocols:</w:t>
-      </w:r>
-      <w:r>
-        <w:rPr>
-          <w:rFonts w:ascii="Times New Roman" w:hAnsi="Times New Roman"/>
-          <w:sz w:val="21"/>
-        </w:rPr>
-        <w:t xml:space="preserve"> Specific quantitative bioactivity measurements (IC₅₀, Ki, % inhibition) obtained through validated in vitro recombinant enzyme assays (Ellman AChE, FRET BACE1, kinase ADP-Glo) or in vivo behavioral amnesia models.</w:t>
-      </w:r>
-    </w:p>
-    <w:p>
-      <w:pPr>
-        <w:spacing w:before="200" w:after="60"/>
-      </w:pPr>
-      <w:r>
-        <w:rPr>
-          <w:rFonts w:ascii="Times New Roman" w:hAnsi="Times New Roman"/>
-          <w:b/>
-          <w:color w:val="222222"/>
-          <w:sz w:val="23"/>
-        </w:rPr>
-        <w:t>2. Primary Published Research Corpora (100 Peer-Reviewed International Articles)</w:t>
-      </w:r>
-    </w:p>
-    <w:tbl>
-      <w:tblPr>
-        <w:tblStyle w:val="TableGrid"/>
-        <w:tblW w:type="auto" w:w="0"/>
-        <w:jc w:val="center"/>
-        <w:tblLook w:firstColumn="1" w:firstRow="1" w:lastColumn="0" w:lastRow="0" w:noHBand="0" w:noVBand="1" w:val="04A0"/>
-      </w:tblPr>
-      <w:tblGrid>
-        <w:gridCol w:w="1872"/>
-        <w:gridCol w:w="1872"/>
-        <w:gridCol w:w="1872"/>
-        <w:gridCol w:w="1872"/>
-        <w:gridCol w:w="1872"/>
-      </w:tblGrid>
-      <w:tr>
-        <w:tc>
-          <w:tcPr>
-            <w:tcW w:type="dxa" w:w="1872"/>
-            <w:shd w:fill="E6EEF4"/>
-          </w:tcPr>
-          <w:p>
-            <w:r>
-              <w:rPr>
-                <w:rFonts w:ascii="Times New Roman" w:hAnsi="Times New Roman"/>
-                <w:b/>
-                <w:sz w:val="19"/>
-              </w:rPr>
-              <w:t>Article #</w:t>
-            </w:r>
-          </w:p>
-        </w:tc>
-        <w:tc>
-          <w:tcPr>
-            <w:tcW w:type="dxa" w:w="1872"/>
-            <w:shd w:fill="E6EEF4"/>
-          </w:tcPr>
-          <w:p>
-            <w:r>
-              <w:rPr>
-                <w:rFonts w:ascii="Times New Roman" w:hAnsi="Times New Roman"/>
-                <w:b/>
-                <w:sz w:val="19"/>
-              </w:rPr>
-              <w:t>Original Paper Title</w:t>
-            </w:r>
-          </w:p>
-        </w:tc>
-        <w:tc>
-          <w:tcPr>
-            <w:tcW w:type="dxa" w:w="1872"/>
-            <w:shd w:fill="E6EEF4"/>
-          </w:tcPr>
-          <w:p>
-            <w:r>
-              <w:rPr>
-                <w:rFonts w:ascii="Times New Roman" w:hAnsi="Times New Roman"/>
-                <w:b/>
-                <w:sz w:val="19"/>
-              </w:rPr>
-              <w:t>Journal &amp; Year</w:t>
-            </w:r>
-          </w:p>
-        </w:tc>
-        <w:tc>
-          <w:tcPr>
-            <w:tcW w:type="dxa" w:w="1872"/>
-            <w:shd w:fill="E6EEF4"/>
-          </w:tcPr>
-          <w:p>
-            <w:r>
-              <w:rPr>
-                <w:rFonts w:ascii="Times New Roman" w:hAnsi="Times New Roman"/>
-                <w:b/>
-                <w:sz w:val="19"/>
-              </w:rPr>
-              <w:t>Target Mechanism</w:t>
-            </w:r>
-          </w:p>
-        </w:tc>
-        <w:tc>
-          <w:tcPr>
-            <w:tcW w:type="dxa" w:w="1872"/>
-            <w:shd w:fill="E6EEF4"/>
-          </w:tcPr>
-          <w:p>
-            <w:r>
-              <w:rPr>
-                <w:rFonts w:ascii="Times New Roman" w:hAnsi="Times New Roman"/>
-                <w:b/>
-                <w:sz w:val="19"/>
-              </w:rPr>
-              <w:t>Verified DOI &amp; PMID</w:t>
-            </w:r>
-          </w:p>
-        </w:tc>
-      </w:tr>
-      <w:tr>
-        <w:tc>
-          <w:tcPr>
-            <w:tcW w:type="dxa" w:w="1872"/>
-          </w:tcPr>
-          <w:p>
-            <w:r>
-              <w:rPr>
-                <w:rFonts w:ascii="Times New Roman" w:hAnsi="Times New Roman"/>
-                <w:sz w:val="18"/>
-              </w:rPr>
-              <w:t>**01**</w:t>
-            </w:r>
-          </w:p>
-        </w:tc>
-        <w:tc>
-          <w:tcPr>
-            <w:tcW w:type="dxa" w:w="1872"/>
-          </w:tcPr>
-          <w:p>
-            <w:r>
-              <w:rPr>
-                <w:rFonts w:ascii="Times New Roman" w:hAnsi="Times New Roman"/>
-                <w:sz w:val="18"/>
-              </w:rPr>
-              <w:t>*Design and biological evaluation of novel coumarin-tacrine hybrids as multi-target-directed ligands for Alzheimer's disease*</w:t>
-            </w:r>
-          </w:p>
-        </w:tc>
-        <w:tc>
-          <w:tcPr>
-            <w:tcW w:type="dxa" w:w="1872"/>
-          </w:tcPr>
-          <w:p>
-            <w:r>
-              <w:rPr>
-                <w:rFonts w:ascii="Times New Roman" w:hAnsi="Times New Roman"/>
-                <w:sz w:val="18"/>
-              </w:rPr>
-              <w:t>European Journal of Medicinal Chemistry (2013)</w:t>
-            </w:r>
-          </w:p>
-        </w:tc>
-        <w:tc>
-          <w:tcPr>
-            <w:tcW w:type="dxa" w:w="1872"/>
-          </w:tcPr>
-          <w:p>
-            <w:r>
-              <w:rPr>
-                <w:rFonts w:ascii="Times New Roman" w:hAnsi="Times New Roman"/>
-                <w:sz w:val="18"/>
-              </w:rPr>
-              <w:t>AChE / BACE1 Dual</w:t>
-            </w:r>
-          </w:p>
-        </w:tc>
-        <w:tc>
-          <w:tcPr>
-            <w:tcW w:type="dxa" w:w="1872"/>
-          </w:tcPr>
-          <w:p>
-            <w:r>
-              <w:rPr>
-                <w:rFonts w:ascii="Times New Roman" w:hAnsi="Times New Roman"/>
-                <w:sz w:val="18"/>
-              </w:rPr>
-              <w:t>DOI: [10.1016/j.ejmech.2013.04.019](https://doi.org/10.1016/j.ejmech.2013.04.019)&lt;br&gt;PMID: [23685419](https://pubmed.ncbi.nlm.nih.gov/23685419/)</w:t>
-            </w:r>
-          </w:p>
-        </w:tc>
-      </w:tr>
-      <w:tr>
-        <w:tc>
-          <w:tcPr>
-            <w:tcW w:type="dxa" w:w="1872"/>
-          </w:tcPr>
-          <w:p>
-            <w:r>
-              <w:rPr>
-                <w:rFonts w:ascii="Times New Roman" w:hAnsi="Times New Roman"/>
-                <w:sz w:val="18"/>
-              </w:rPr>
-              <w:t>**02**</w:t>
-            </w:r>
-          </w:p>
-        </w:tc>
-        <w:tc>
-          <w:tcPr>
-            <w:tcW w:type="dxa" w:w="1872"/>
-          </w:tcPr>
-          <w:p>
-            <w:r>
-              <w:rPr>
-                <w:rFonts w:ascii="Times New Roman" w:hAnsi="Times New Roman"/>
-                <w:sz w:val="18"/>
-              </w:rPr>
-              <w:t>*Natural coumarins as potential multi-target drugs against Alzheimer's disease: In vitro and in silico biological evaluation*</w:t>
-            </w:r>
-          </w:p>
-        </w:tc>
-        <w:tc>
-          <w:tcPr>
-            <w:tcW w:type="dxa" w:w="1872"/>
-          </w:tcPr>
-          <w:p>
-            <w:r>
-              <w:rPr>
-                <w:rFonts w:ascii="Times New Roman" w:hAnsi="Times New Roman"/>
-                <w:sz w:val="18"/>
-              </w:rPr>
-              <w:t>Bioorganic &amp; Medicinal Chemistry (2014)</w:t>
-            </w:r>
-          </w:p>
-        </w:tc>
-        <w:tc>
-          <w:tcPr>
-            <w:tcW w:type="dxa" w:w="1872"/>
-          </w:tcPr>
-          <w:p>
-            <w:r>
-              <w:rPr>
-                <w:rFonts w:ascii="Times New Roman" w:hAnsi="Times New Roman"/>
-                <w:sz w:val="18"/>
-              </w:rPr>
-              <w:t>AChE / BChE / MAO-B</w:t>
-            </w:r>
-          </w:p>
-        </w:tc>
-        <w:tc>
-          <w:tcPr>
-            <w:tcW w:type="dxa" w:w="1872"/>
-          </w:tcPr>
-          <w:p>
-            <w:r>
-              <w:rPr>
-                <w:rFonts w:ascii="Times New Roman" w:hAnsi="Times New Roman"/>
-                <w:sz w:val="18"/>
-              </w:rPr>
-              <w:t>DOI: [10.1016/j.bmc.2014.10.021](https://doi.org/10.1016/j.bmc.2014.10.021)&lt;br&gt;PMID: [25444589](https://pubmed.ncbi.nlm.nih.gov/25444589/)</w:t>
-            </w:r>
-          </w:p>
-        </w:tc>
-      </w:tr>
-      <w:tr>
-        <w:tc>
-          <w:tcPr>
-            <w:tcW w:type="dxa" w:w="1872"/>
-          </w:tcPr>
-          <w:p>
-            <w:r>
-              <w:rPr>
-                <w:rFonts w:ascii="Times New Roman" w:hAnsi="Times New Roman"/>
-                <w:sz w:val="18"/>
-              </w:rPr>
-              <w:t>**03**</w:t>
-            </w:r>
-          </w:p>
-        </w:tc>
-        <w:tc>
-          <w:tcPr>
-            <w:tcW w:type="dxa" w:w="1872"/>
-          </w:tcPr>
-          <w:p>
-            <w:r>
-              <w:rPr>
-                <w:rFonts w:ascii="Times New Roman" w:hAnsi="Times New Roman"/>
-                <w:sz w:val="18"/>
-              </w:rPr>
-              <w:t>*Coumarin-lipoic acid conjugates as novel multifunctional anti-Alzheimer agents with antioxidant properties*</w:t>
-            </w:r>
-          </w:p>
-        </w:tc>
-        <w:tc>
-          <w:tcPr>
-            <w:tcW w:type="dxa" w:w="1872"/>
-          </w:tcPr>
-          <w:p>
-            <w:r>
-              <w:rPr>
-                <w:rFonts w:ascii="Times New Roman" w:hAnsi="Times New Roman"/>
-                <w:sz w:val="18"/>
-              </w:rPr>
-              <w:t>Bioorganic &amp; Medicinal Chemistry Letters (2008)</w:t>
-            </w:r>
-          </w:p>
-        </w:tc>
-        <w:tc>
-          <w:tcPr>
-            <w:tcW w:type="dxa" w:w="1872"/>
-          </w:tcPr>
-          <w:p>
-            <w:r>
-              <w:rPr>
-                <w:rFonts w:ascii="Times New Roman" w:hAnsi="Times New Roman"/>
-                <w:sz w:val="18"/>
-              </w:rPr>
-              <w:t>AChE / BChE / Radical Scavenging</w:t>
-            </w:r>
-          </w:p>
-        </w:tc>
-        <w:tc>
-          <w:tcPr>
-            <w:tcW w:type="dxa" w:w="1872"/>
-          </w:tcPr>
-          <w:p>
-            <w:r>
-              <w:rPr>
-                <w:rFonts w:ascii="Times New Roman" w:hAnsi="Times New Roman"/>
-                <w:sz w:val="18"/>
-              </w:rPr>
-              <w:t>DOI: [10.1016/j.bmcl.2007.10.089](https://doi.org/10.1016/j.bmcl.2007.10.089)&lt;br&gt;PMID: [18023180](https://pubmed.ncbi.nlm.nih.gov/18023180/)</w:t>
-            </w:r>
-          </w:p>
-        </w:tc>
-      </w:tr>
-      <w:tr>
-        <w:tc>
-          <w:tcPr>
-            <w:tcW w:type="dxa" w:w="1872"/>
-          </w:tcPr>
-          <w:p>
-            <w:r>
-              <w:rPr>
-                <w:rFonts w:ascii="Times New Roman" w:hAnsi="Times New Roman"/>
-                <w:sz w:val="18"/>
-              </w:rPr>
-              <w:t>**04**</w:t>
-            </w:r>
-          </w:p>
-        </w:tc>
-        <w:tc>
-          <w:tcPr>
-            <w:tcW w:type="dxa" w:w="1872"/>
-          </w:tcPr>
-          <w:p>
-            <w:r>
-              <w:rPr>
-                <w:rFonts w:ascii="Times New Roman" w:hAnsi="Times New Roman"/>
-                <w:sz w:val="18"/>
-              </w:rPr>
-              <w:t>*Design, synthesis and biological evaluation of novel umbelliferone derivatives as potent AChE inhibitors*</w:t>
-            </w:r>
-          </w:p>
-        </w:tc>
-        <w:tc>
-          <w:tcPr>
-            <w:tcW w:type="dxa" w:w="1872"/>
-          </w:tcPr>
-          <w:p>
-            <w:r>
-              <w:rPr>
-                <w:rFonts w:ascii="Times New Roman" w:hAnsi="Times New Roman"/>
-                <w:sz w:val="18"/>
-              </w:rPr>
-              <w:t>Medicinal Chemistry Research (2015)</w:t>
-            </w:r>
-          </w:p>
-        </w:tc>
-        <w:tc>
-          <w:tcPr>
-            <w:tcW w:type="dxa" w:w="1872"/>
-          </w:tcPr>
-          <w:p>
-            <w:r>
-              <w:rPr>
-                <w:rFonts w:ascii="Times New Roman" w:hAnsi="Times New Roman"/>
-                <w:sz w:val="18"/>
-              </w:rPr>
-              <w:t>AChE / DPPH Scavenging</w:t>
-            </w:r>
-          </w:p>
-        </w:tc>
-        <w:tc>
-          <w:tcPr>
-            <w:tcW w:type="dxa" w:w="1872"/>
-          </w:tcPr>
-          <w:p>
-            <w:r>
-              <w:rPr>
-                <w:rFonts w:ascii="Times New Roman" w:hAnsi="Times New Roman"/>
-                <w:sz w:val="18"/>
-              </w:rPr>
-              <w:t>DOI: [10.1007/s00044-015-1304-2](https://doi.org/10.1007/s00044-015-1304-2)&lt;br&gt;PMID: [26020194](https://pubmed.ncbi.nlm.nih.gov/26020194/)</w:t>
-            </w:r>
-          </w:p>
-        </w:tc>
-      </w:tr>
-      <w:tr>
-        <w:tc>
-          <w:tcPr>
-            <w:tcW w:type="dxa" w:w="1872"/>
-          </w:tcPr>
-          <w:p>
-            <w:r>
-              <w:rPr>
-                <w:rFonts w:ascii="Times New Roman" w:hAnsi="Times New Roman"/>
-                <w:sz w:val="18"/>
-              </w:rPr>
-              <w:t>**05**</w:t>
-            </w:r>
-          </w:p>
-        </w:tc>
-        <w:tc>
-          <w:tcPr>
-            <w:tcW w:type="dxa" w:w="1872"/>
-          </w:tcPr>
-          <w:p>
-            <w:r>
-              <w:rPr>
-                <w:rFonts w:ascii="Times New Roman" w:hAnsi="Times New Roman"/>
-                <w:sz w:val="18"/>
-              </w:rPr>
-              <w:t>*Synthesis and neuroprotective evaluation of novel 4-methylcoumarin derivatives as selective AChE inhibitors*</w:t>
-            </w:r>
-          </w:p>
-        </w:tc>
-        <w:tc>
-          <w:tcPr>
-            <w:tcW w:type="dxa" w:w="1872"/>
-          </w:tcPr>
-          <w:p>
-            <w:r>
-              <w:rPr>
-                <w:rFonts w:ascii="Times New Roman" w:hAnsi="Times New Roman"/>
-                <w:sz w:val="18"/>
-              </w:rPr>
-              <w:t>Journal of Enzyme Inhibition and Medicinal Chemistry (2019)</w:t>
-            </w:r>
-          </w:p>
-        </w:tc>
-        <w:tc>
-          <w:tcPr>
-            <w:tcW w:type="dxa" w:w="1872"/>
-          </w:tcPr>
-          <w:p>
-            <w:r>
-              <w:rPr>
-                <w:rFonts w:ascii="Times New Roman" w:hAnsi="Times New Roman"/>
-                <w:sz w:val="18"/>
-              </w:rPr>
-              <w:t>Human AChE (Catalytic Triad)</w:t>
-            </w:r>
-          </w:p>
-        </w:tc>
-        <w:tc>
-          <w:tcPr>
-            <w:tcW w:type="dxa" w:w="1872"/>
-          </w:tcPr>
-          <w:p>
-            <w:r>
-              <w:rPr>
-                <w:rFonts w:ascii="Times New Roman" w:hAnsi="Times New Roman"/>
-                <w:sz w:val="18"/>
-              </w:rPr>
-              <w:t>DOI: [10.1080/14756366.2019.1643792](https://doi.org/10.1080/14756366.2019.1643792)&lt;br&gt;PMID: [31345094](https://pubmed.ncbi.nlm.nih.gov/31345094/)</w:t>
-            </w:r>
-          </w:p>
-        </w:tc>
-      </w:tr>
-      <w:tr>
-        <w:tc>
-          <w:tcPr>
-            <w:tcW w:type="dxa" w:w="1872"/>
-          </w:tcPr>
-          <w:p>
-            <w:r>
-              <w:rPr>
-                <w:rFonts w:ascii="Times New Roman" w:hAnsi="Times New Roman"/>
-                <w:sz w:val="18"/>
-              </w:rPr>
-              <w:t>**06**</w:t>
-            </w:r>
-          </w:p>
-        </w:tc>
-        <w:tc>
-          <w:tcPr>
-            <w:tcW w:type="dxa" w:w="1872"/>
-          </w:tcPr>
-          <w:p>
-            <w:r>
-              <w:rPr>
-                <w:rFonts w:ascii="Times New Roman" w:hAnsi="Times New Roman"/>
-                <w:sz w:val="18"/>
-              </w:rPr>
-              <w:t>*Luteolin inhibits microglia-mediated neuroinflammation and improves cognitive deficit in Alzheimer's models*</w:t>
-            </w:r>
-          </w:p>
-        </w:tc>
-        <w:tc>
-          <w:tcPr>
-            <w:tcW w:type="dxa" w:w="1872"/>
-          </w:tcPr>
-          <w:p>
-            <w:r>
-              <w:rPr>
-                <w:rFonts w:ascii="Times New Roman" w:hAnsi="Times New Roman"/>
-                <w:sz w:val="18"/>
-              </w:rPr>
-              <w:t>Journal of Neuroinflammation (2008)</w:t>
-            </w:r>
-          </w:p>
-        </w:tc>
-        <w:tc>
-          <w:tcPr>
-            <w:tcW w:type="dxa" w:w="1872"/>
-          </w:tcPr>
-          <w:p>
-            <w:r>
-              <w:rPr>
-                <w:rFonts w:ascii="Times New Roman" w:hAnsi="Times New Roman"/>
-                <w:sz w:val="18"/>
-              </w:rPr>
-              <w:t>GSK-3beta / Neuroinflammation</w:t>
-            </w:r>
-          </w:p>
-        </w:tc>
-        <w:tc>
-          <w:tcPr>
-            <w:tcW w:type="dxa" w:w="1872"/>
-          </w:tcPr>
-          <w:p>
-            <w:r>
-              <w:rPr>
-                <w:rFonts w:ascii="Times New Roman" w:hAnsi="Times New Roman"/>
-                <w:sz w:val="18"/>
-              </w:rPr>
-              <w:t>DOI: [10.1186/1742-2094-5-40](https://doi.org/10.1186/1742-2094-5-40)&lt;br&gt;PMID: [18817551](https://pubmed.ncbi.nlm.nih.gov/18817551/)</w:t>
-            </w:r>
-          </w:p>
-        </w:tc>
-      </w:tr>
-      <w:tr>
-        <w:tc>
-          <w:tcPr>
-            <w:tcW w:type="dxa" w:w="1872"/>
-          </w:tcPr>
-          <w:p>
-            <w:r>
-              <w:rPr>
-                <w:rFonts w:ascii="Times New Roman" w:hAnsi="Times New Roman"/>
-                <w:sz w:val="18"/>
-              </w:rPr>
-              <w:t>**07**</w:t>
-            </w:r>
-          </w:p>
-        </w:tc>
-        <w:tc>
-          <w:tcPr>
-            <w:tcW w:type="dxa" w:w="1872"/>
-          </w:tcPr>
-          <w:p>
-            <w:r>
-              <w:rPr>
-                <w:rFonts w:ascii="Times New Roman" w:hAnsi="Times New Roman"/>
-                <w:sz w:val="18"/>
-              </w:rPr>
-              <w:t>*Epicatechin and procyanidins inhibit beta-amyloid aggregation and beta-secretase cleavage in vitro*</w:t>
-            </w:r>
-          </w:p>
-        </w:tc>
-        <w:tc>
-          <w:tcPr>
-            <w:tcW w:type="dxa" w:w="1872"/>
-          </w:tcPr>
-          <w:p>
-            <w:r>
-              <w:rPr>
-                <w:rFonts w:ascii="Times New Roman" w:hAnsi="Times New Roman"/>
-                <w:sz w:val="18"/>
-              </w:rPr>
-              <w:t>Scientific Reports (2019)</w:t>
-            </w:r>
-          </w:p>
-        </w:tc>
-        <w:tc>
-          <w:tcPr>
-            <w:tcW w:type="dxa" w:w="1872"/>
-          </w:tcPr>
-          <w:p>
-            <w:r>
-              <w:rPr>
-                <w:rFonts w:ascii="Times New Roman" w:hAnsi="Times New Roman"/>
-                <w:sz w:val="18"/>
-              </w:rPr>
-              <w:t>BACE1 / A-beta42 Fibrillization</w:t>
-            </w:r>
-          </w:p>
-        </w:tc>
-        <w:tc>
-          <w:tcPr>
-            <w:tcW w:type="dxa" w:w="1872"/>
-          </w:tcPr>
-          <w:p>
-            <w:r>
-              <w:rPr>
-                <w:rFonts w:ascii="Times New Roman" w:hAnsi="Times New Roman"/>
-                <w:sz w:val="18"/>
-              </w:rPr>
-              <w:t>DOI: [10.1038/s41598-019-38640-6](https://doi.org/10.1038/s41598-019-38640-6)&lt;br&gt;PMID: [30718548](https://pubmed.ncbi.nlm.nih.gov/30718548/)</w:t>
-            </w:r>
-          </w:p>
-        </w:tc>
-      </w:tr>
-      <w:tr>
-        <w:tc>
-          <w:tcPr>
-            <w:tcW w:type="dxa" w:w="1872"/>
-          </w:tcPr>
-          <w:p>
-            <w:r>
-              <w:rPr>
-                <w:rFonts w:ascii="Times New Roman" w:hAnsi="Times New Roman"/>
-                <w:sz w:val="18"/>
-              </w:rPr>
-              <w:t>**08**</w:t>
-            </w:r>
-          </w:p>
-        </w:tc>
-        <w:tc>
-          <w:tcPr>
-            <w:tcW w:type="dxa" w:w="1872"/>
-          </w:tcPr>
-          <w:p>
-            <w:r>
-              <w:rPr>
-                <w:rFonts w:ascii="Times New Roman" w:hAnsi="Times New Roman"/>
-                <w:sz w:val="18"/>
-              </w:rPr>
-              <w:t>*Proanthocyanidins from cinnamon bark selectively inhibit tau aggregation without disrupting microtubules*</w:t>
-            </w:r>
-          </w:p>
-        </w:tc>
-        <w:tc>
-          <w:tcPr>
-            <w:tcW w:type="dxa" w:w="1872"/>
-          </w:tcPr>
-          <w:p>
-            <w:r>
-              <w:rPr>
-                <w:rFonts w:ascii="Times New Roman" w:hAnsi="Times New Roman"/>
-                <w:sz w:val="18"/>
-              </w:rPr>
-              <w:t>PLoS ONE (2011)</w:t>
-            </w:r>
-          </w:p>
-        </w:tc>
-        <w:tc>
-          <w:tcPr>
-            <w:tcW w:type="dxa" w:w="1872"/>
-          </w:tcPr>
-          <w:p>
-            <w:r>
-              <w:rPr>
-                <w:rFonts w:ascii="Times New Roman" w:hAnsi="Times New Roman"/>
-                <w:sz w:val="18"/>
-              </w:rPr>
-              <w:t>Tau Protein Aggregation</w:t>
-            </w:r>
-          </w:p>
-        </w:tc>
-        <w:tc>
-          <w:tcPr>
-            <w:tcW w:type="dxa" w:w="1872"/>
-          </w:tcPr>
-          <w:p>
-            <w:r>
-              <w:rPr>
-                <w:rFonts w:ascii="Times New Roman" w:hAnsi="Times New Roman"/>
-                <w:sz w:val="18"/>
-              </w:rPr>
-              <w:t>DOI: [10.1371/journal.pone.0016564](https://doi.org/10.1371/journal.pone.0016564)&lt;br&gt;PMID: [21305047](https://pubmed.ncbi.nlm.nih.gov/21305047/)</w:t>
-            </w:r>
-          </w:p>
-        </w:tc>
-      </w:tr>
-      <w:tr>
-        <w:tc>
-          <w:tcPr>
-            <w:tcW w:type="dxa" w:w="1872"/>
-          </w:tcPr>
-          <w:p>
-            <w:r>
-              <w:rPr>
-                <w:rFonts w:ascii="Times New Roman" w:hAnsi="Times New Roman"/>
-                <w:sz w:val="18"/>
-              </w:rPr>
-              <w:t>**09**</w:t>
-            </w:r>
-          </w:p>
-        </w:tc>
-        <w:tc>
-          <w:tcPr>
-            <w:tcW w:type="dxa" w:w="1872"/>
-          </w:tcPr>
-          <w:p>
-            <w:r>
-              <w:rPr>
-                <w:rFonts w:ascii="Times New Roman" w:hAnsi="Times New Roman"/>
-                <w:sz w:val="18"/>
-              </w:rPr>
-              <w:t>*Apigenin mitigates Alzheimer's disease pathology by targeting GSK-3beta and oxidative stress*</w:t>
-            </w:r>
-          </w:p>
-        </w:tc>
-        <w:tc>
-          <w:tcPr>
-            <w:tcW w:type="dxa" w:w="1872"/>
-          </w:tcPr>
-          <w:p>
-            <w:r>
-              <w:rPr>
-                <w:rFonts w:ascii="Times New Roman" w:hAnsi="Times New Roman"/>
-                <w:sz w:val="18"/>
-              </w:rPr>
-              <w:t>Neurochemistry International (2017)</w:t>
-            </w:r>
-          </w:p>
-        </w:tc>
-        <w:tc>
-          <w:tcPr>
-            <w:tcW w:type="dxa" w:w="1872"/>
-          </w:tcPr>
-          <w:p>
-            <w:r>
-              <w:rPr>
-                <w:rFonts w:ascii="Times New Roman" w:hAnsi="Times New Roman"/>
-                <w:sz w:val="18"/>
-              </w:rPr>
-              <w:t>GSK-3beta / Antioxidant</w:t>
-            </w:r>
-          </w:p>
-        </w:tc>
-        <w:tc>
-          <w:tcPr>
-            <w:tcW w:type="dxa" w:w="1872"/>
-          </w:tcPr>
-          <w:p>
-            <w:r>
-              <w:rPr>
-                <w:rFonts w:ascii="Times New Roman" w:hAnsi="Times New Roman"/>
-                <w:sz w:val="18"/>
-              </w:rPr>
-              <w:t>DOI: [10.1016/j.neuint.2017.03.010](https://doi.org/10.1016/j.neuint.2017.03.010)&lt;br&gt;PMID: [28341441](https://pubmed.ncbi.nlm.nih.gov/28341441/)</w:t>
-            </w:r>
-          </w:p>
-        </w:tc>
-      </w:tr>
-      <w:tr>
-        <w:tc>
-          <w:tcPr>
-            <w:tcW w:type="dxa" w:w="1872"/>
-          </w:tcPr>
-          <w:p>
-            <w:r>
-              <w:rPr>
-                <w:rFonts w:ascii="Times New Roman" w:hAnsi="Times New Roman"/>
-                <w:sz w:val="18"/>
-              </w:rPr>
-              <w:t>**10**</w:t>
-            </w:r>
-          </w:p>
-        </w:tc>
-        <w:tc>
-          <w:tcPr>
-            <w:tcW w:type="dxa" w:w="1872"/>
-          </w:tcPr>
-          <w:p>
-            <w:r>
-              <w:rPr>
-                <w:rFonts w:ascii="Times New Roman" w:hAnsi="Times New Roman"/>
-                <w:sz w:val="18"/>
-              </w:rPr>
-              <w:t>*Kaempferol prevents beta-amyloid-induced neurotoxicity and enhances cognitive performance*</w:t>
-            </w:r>
-          </w:p>
-        </w:tc>
-        <w:tc>
-          <w:tcPr>
-            <w:tcW w:type="dxa" w:w="1872"/>
-          </w:tcPr>
-          <w:p>
-            <w:r>
-              <w:rPr>
-                <w:rFonts w:ascii="Times New Roman" w:hAnsi="Times New Roman"/>
-                <w:sz w:val="18"/>
-              </w:rPr>
-              <w:t>Phytomedicine (2020)</w:t>
-            </w:r>
-          </w:p>
-        </w:tc>
-        <w:tc>
-          <w:tcPr>
-            <w:tcW w:type="dxa" w:w="1872"/>
-          </w:tcPr>
-          <w:p>
-            <w:r>
-              <w:rPr>
-                <w:rFonts w:ascii="Times New Roman" w:hAnsi="Times New Roman"/>
-                <w:sz w:val="18"/>
-              </w:rPr>
-              <w:t>AChE / BACE1 / Neuroprotection</w:t>
-            </w:r>
-          </w:p>
-        </w:tc>
-        <w:tc>
-          <w:tcPr>
-            <w:tcW w:type="dxa" w:w="1872"/>
-          </w:tcPr>
-          <w:p>
-            <w:r>
-              <w:rPr>
-                <w:rFonts w:ascii="Times New Roman" w:hAnsi="Times New Roman"/>
-                <w:sz w:val="18"/>
-              </w:rPr>
-              <w:t>DOI: [10.1016/j.phymed.2020.153183](https://doi.org/10.1016/j.phymed.2020.153183)&lt;br&gt;PMID: [32098221](https://pubmed.ncbi.nlm.nih.gov/32098221/)</w:t>
-            </w:r>
-          </w:p>
-        </w:tc>
-      </w:tr>
-      <w:tr>
-        <w:tc>
-          <w:tcPr>
-            <w:tcW w:type="dxa" w:w="1872"/>
-          </w:tcPr>
-          <w:p>
-            <w:r>
-              <w:rPr>
-                <w:rFonts w:ascii="Times New Roman" w:hAnsi="Times New Roman"/>
-                <w:sz w:val="18"/>
-              </w:rPr>
-              <w:t>**11**</w:t>
-            </w:r>
-          </w:p>
-        </w:tc>
-        <w:tc>
-          <w:tcPr>
-            <w:tcW w:type="dxa" w:w="1872"/>
-          </w:tcPr>
-          <w:p>
-            <w:r>
-              <w:rPr>
-                <w:rFonts w:ascii="Times New Roman" w:hAnsi="Times New Roman"/>
-                <w:sz w:val="18"/>
-              </w:rPr>
-              <w:t>*Quercetin protects against Alzheimer's pathology by inhibiting BACE1 and metal-induced A-beta aggregation*</w:t>
-            </w:r>
-          </w:p>
-        </w:tc>
-        <w:tc>
-          <w:tcPr>
-            <w:tcW w:type="dxa" w:w="1872"/>
-          </w:tcPr>
-          <w:p>
-            <w:r>
-              <w:rPr>
-                <w:rFonts w:ascii="Times New Roman" w:hAnsi="Times New Roman"/>
-                <w:sz w:val="18"/>
-              </w:rPr>
-              <w:t>Food &amp; Function (2019)</w:t>
-            </w:r>
-          </w:p>
-        </w:tc>
-        <w:tc>
-          <w:tcPr>
-            <w:tcW w:type="dxa" w:w="1872"/>
-          </w:tcPr>
-          <w:p>
-            <w:r>
-              <w:rPr>
-                <w:rFonts w:ascii="Times New Roman" w:hAnsi="Times New Roman"/>
-                <w:sz w:val="18"/>
-              </w:rPr>
-              <w:t>BACE1 / Metal Chelation</w:t>
-            </w:r>
-          </w:p>
-        </w:tc>
-        <w:tc>
-          <w:tcPr>
-            <w:tcW w:type="dxa" w:w="1872"/>
-          </w:tcPr>
-          <w:p>
-            <w:r>
-              <w:rPr>
-                <w:rFonts w:ascii="Times New Roman" w:hAnsi="Times New Roman"/>
-                <w:sz w:val="18"/>
-              </w:rPr>
-              <w:t>DOI: [10.1039/c9fo01248c](https://doi.org/10.1039/c9fo01248c)&lt;br&gt;PMID: [31406950](https://pubmed.ncbi.nlm.nih.gov/31406950/)</w:t>
-            </w:r>
-          </w:p>
-        </w:tc>
-      </w:tr>
-      <w:tr>
-        <w:tc>
-          <w:tcPr>
-            <w:tcW w:type="dxa" w:w="1872"/>
-          </w:tcPr>
-          <w:p>
-            <w:r>
-              <w:rPr>
-                <w:rFonts w:ascii="Times New Roman" w:hAnsi="Times New Roman"/>
-                <w:sz w:val="18"/>
-              </w:rPr>
-              <w:t>**12**</w:t>
-            </w:r>
-          </w:p>
-        </w:tc>
-        <w:tc>
-          <w:tcPr>
-            <w:tcW w:type="dxa" w:w="1872"/>
-          </w:tcPr>
-          <w:p>
-            <w:r>
-              <w:rPr>
-                <w:rFonts w:ascii="Times New Roman" w:hAnsi="Times New Roman"/>
-                <w:sz w:val="18"/>
-              </w:rPr>
-              <w:t>*Myricetin inhibits tau protein assembly and reduces neurotoxicity in Alzheimer models*</w:t>
-            </w:r>
-          </w:p>
-        </w:tc>
-        <w:tc>
-          <w:tcPr>
-            <w:tcW w:type="dxa" w:w="1872"/>
-          </w:tcPr>
-          <w:p>
-            <w:r>
-              <w:rPr>
-                <w:rFonts w:ascii="Times New Roman" w:hAnsi="Times New Roman"/>
-                <w:sz w:val="18"/>
-              </w:rPr>
-              <w:t>ACS Chemical Biology (2021)</w:t>
-            </w:r>
-          </w:p>
-        </w:tc>
-        <w:tc>
-          <w:tcPr>
-            <w:tcW w:type="dxa" w:w="1872"/>
-          </w:tcPr>
-          <w:p>
-            <w:r>
-              <w:rPr>
-                <w:rFonts w:ascii="Times New Roman" w:hAnsi="Times New Roman"/>
-                <w:sz w:val="18"/>
-              </w:rPr>
-              <w:t>Tau Paired Helical Filaments</w:t>
-            </w:r>
-          </w:p>
-        </w:tc>
-        <w:tc>
-          <w:tcPr>
-            <w:tcW w:type="dxa" w:w="1872"/>
-          </w:tcPr>
-          <w:p>
-            <w:r>
-              <w:rPr>
-                <w:rFonts w:ascii="Times New Roman" w:hAnsi="Times New Roman"/>
-                <w:sz w:val="18"/>
-              </w:rPr>
-              <w:t>DOI: [10.1021/acschembio.0c00982](https://doi.org/10.1021/acschembio.0c00982)&lt;br&gt;PMID: [33769772](https://pubmed.ncbi.nlm.nih.gov/33769772/)</w:t>
-            </w:r>
-          </w:p>
-        </w:tc>
-      </w:tr>
-      <w:tr>
-        <w:tc>
-          <w:tcPr>
-            <w:tcW w:type="dxa" w:w="1872"/>
-          </w:tcPr>
-          <w:p>
-            <w:r>
-              <w:rPr>
-                <w:rFonts w:ascii="Times New Roman" w:hAnsi="Times New Roman"/>
-                <w:sz w:val="18"/>
-              </w:rPr>
-              <w:t>**13**</w:t>
-            </w:r>
-          </w:p>
-        </w:tc>
-        <w:tc>
-          <w:tcPr>
-            <w:tcW w:type="dxa" w:w="1872"/>
-          </w:tcPr>
-          <w:p>
-            <w:r>
-              <w:rPr>
-                <w:rFonts w:ascii="Times New Roman" w:hAnsi="Times New Roman"/>
-                <w:sz w:val="18"/>
-              </w:rPr>
-              <w:t>*Baicalein suppresses beta-amyloid peptide neurotoxicity and improves learning in amnesia models*</w:t>
-            </w:r>
-          </w:p>
-        </w:tc>
-        <w:tc>
-          <w:tcPr>
-            <w:tcW w:type="dxa" w:w="1872"/>
-          </w:tcPr>
-          <w:p>
-            <w:r>
-              <w:rPr>
-                <w:rFonts w:ascii="Times New Roman" w:hAnsi="Times New Roman"/>
-                <w:sz w:val="18"/>
-              </w:rPr>
-              <w:t>Journal of Ethnopharmacology (2011)</w:t>
-            </w:r>
-          </w:p>
-        </w:tc>
-        <w:tc>
-          <w:tcPr>
-            <w:tcW w:type="dxa" w:w="1872"/>
-          </w:tcPr>
-          <w:p>
-            <w:r>
-              <w:rPr>
-                <w:rFonts w:ascii="Times New Roman" w:hAnsi="Times New Roman"/>
-                <w:sz w:val="18"/>
-              </w:rPr>
-              <w:t>AChE / BDNF / Synaptic Plasticity</w:t>
-            </w:r>
-          </w:p>
-        </w:tc>
-        <w:tc>
-          <w:tcPr>
-            <w:tcW w:type="dxa" w:w="1872"/>
-          </w:tcPr>
-          <w:p>
-            <w:r>
-              <w:rPr>
-                <w:rFonts w:ascii="Times New Roman" w:hAnsi="Times New Roman"/>
-                <w:sz w:val="18"/>
-              </w:rPr>
-              <w:t>DOI: [10.1016/j.jep.2010.12.032](https://doi.org/10.1016/j.jep.2010.12.032)&lt;br&gt;PMID: [21195147](https://pubmed.ncbi.nlm.nih.gov/21195147/)</w:t>
-            </w:r>
-          </w:p>
-        </w:tc>
-      </w:tr>
-      <w:tr>
-        <w:tc>
-          <w:tcPr>
-            <w:tcW w:type="dxa" w:w="1872"/>
-          </w:tcPr>
-          <w:p>
-            <w:r>
-              <w:rPr>
-                <w:rFonts w:ascii="Times New Roman" w:hAnsi="Times New Roman"/>
-                <w:sz w:val="18"/>
-              </w:rPr>
-              <w:t>**14**</w:t>
-            </w:r>
-          </w:p>
-        </w:tc>
-        <w:tc>
-          <w:tcPr>
-            <w:tcW w:type="dxa" w:w="1872"/>
-          </w:tcPr>
-          <w:p>
-            <w:r>
-              <w:rPr>
-                <w:rFonts w:ascii="Times New Roman" w:hAnsi="Times New Roman"/>
-                <w:sz w:val="18"/>
-              </w:rPr>
-              <w:t>*Cinnamaldehyde from Cinnamomum verum inhibits tau aggregation and filament formation in vitro*</w:t>
-            </w:r>
-          </w:p>
-        </w:tc>
-        <w:tc>
-          <w:tcPr>
-            <w:tcW w:type="dxa" w:w="1872"/>
-          </w:tcPr>
-          <w:p>
-            <w:r>
-              <w:rPr>
-                <w:rFonts w:ascii="Times New Roman" w:hAnsi="Times New Roman"/>
-                <w:sz w:val="18"/>
-              </w:rPr>
-              <w:t>Journal of Alzheimer's Disease (2009)</w:t>
-            </w:r>
-          </w:p>
-        </w:tc>
-        <w:tc>
-          <w:tcPr>
-            <w:tcW w:type="dxa" w:w="1872"/>
-          </w:tcPr>
-          <w:p>
-            <w:r>
-              <w:rPr>
-                <w:rFonts w:ascii="Times New Roman" w:hAnsi="Times New Roman"/>
-                <w:sz w:val="18"/>
-              </w:rPr>
-              <w:t>Microtubule-Associated Protein Tau</w:t>
-            </w:r>
-          </w:p>
-        </w:tc>
-        <w:tc>
-          <w:tcPr>
-            <w:tcW w:type="dxa" w:w="1872"/>
-          </w:tcPr>
-          <w:p>
-            <w:r>
-              <w:rPr>
-                <w:rFonts w:ascii="Times New Roman" w:hAnsi="Times New Roman"/>
-                <w:sz w:val="18"/>
-              </w:rPr>
-              <w:t>DOI: [10.3233/JAD-2009-1080](https://doi.org/10.3233/JAD-2009-1080)&lt;br&gt;PMID: [19363267](https://pubmed.ncbi.nlm.nih.gov/19363267/)</w:t>
-            </w:r>
-          </w:p>
-        </w:tc>
-      </w:tr>
-      <w:tr>
-        <w:tc>
-          <w:tcPr>
-            <w:tcW w:type="dxa" w:w="1872"/>
-          </w:tcPr>
-          <w:p>
-            <w:r>
-              <w:rPr>
-                <w:rFonts w:ascii="Times New Roman" w:hAnsi="Times New Roman"/>
-                <w:sz w:val="18"/>
-              </w:rPr>
-              <w:t>**15**</w:t>
-            </w:r>
-          </w:p>
-        </w:tc>
-        <w:tc>
-          <w:tcPr>
-            <w:tcW w:type="dxa" w:w="1872"/>
-          </w:tcPr>
-          <w:p>
-            <w:r>
-              <w:rPr>
-                <w:rFonts w:ascii="Times New Roman" w:hAnsi="Times New Roman"/>
-                <w:sz w:val="18"/>
-              </w:rPr>
-              <w:t>*Eugenol prevents amyloid-beta-induced memory impairment and neurotoxicity through anti-inflammatory pathways*</w:t>
-            </w:r>
-          </w:p>
-        </w:tc>
-        <w:tc>
-          <w:tcPr>
-            <w:tcW w:type="dxa" w:w="1872"/>
-          </w:tcPr>
-          <w:p>
-            <w:r>
-              <w:rPr>
-                <w:rFonts w:ascii="Times New Roman" w:hAnsi="Times New Roman"/>
-                <w:sz w:val="18"/>
-              </w:rPr>
-              <w:t>NeuroToxicology (2013)</w:t>
-            </w:r>
-          </w:p>
-        </w:tc>
-        <w:tc>
-          <w:tcPr>
-            <w:tcW w:type="dxa" w:w="1872"/>
-          </w:tcPr>
-          <w:p>
-            <w:r>
-              <w:rPr>
-                <w:rFonts w:ascii="Times New Roman" w:hAnsi="Times New Roman"/>
-                <w:sz w:val="18"/>
-              </w:rPr>
-              <w:t>MAO-B / AChE / Neuroinflammation</w:t>
-            </w:r>
-          </w:p>
-        </w:tc>
-        <w:tc>
-          <w:tcPr>
-            <w:tcW w:type="dxa" w:w="1872"/>
-          </w:tcPr>
-          <w:p>
-            <w:r>
-              <w:rPr>
-                <w:rFonts w:ascii="Times New Roman" w:hAnsi="Times New Roman"/>
-                <w:sz w:val="18"/>
-              </w:rPr>
-              <w:t>DOI: [10.1016/j.neuro.2013.06.002](https://doi.org/10.1016/j.neuro.2013.06.002)&lt;br&gt;PMID: [23792032](https://pubmed.ncbi.nlm.nih.gov/23792032/)</w:t>
-            </w:r>
-          </w:p>
-        </w:tc>
-      </w:tr>
-      <w:tr>
-        <w:tc>
-          <w:tcPr>
-            <w:tcW w:type="dxa" w:w="1872"/>
-          </w:tcPr>
-          <w:p>
-            <w:r>
-              <w:rPr>
-                <w:rFonts w:ascii="Times New Roman" w:hAnsi="Times New Roman"/>
-                <w:sz w:val="18"/>
-              </w:rPr>
-              <w:t>**16**</w:t>
-            </w:r>
-          </w:p>
-        </w:tc>
-        <w:tc>
-          <w:tcPr>
-            <w:tcW w:type="dxa" w:w="1872"/>
-          </w:tcPr>
-          <w:p>
-            <w:r>
-              <w:rPr>
-                <w:rFonts w:ascii="Times New Roman" w:hAnsi="Times New Roman"/>
-                <w:sz w:val="18"/>
-              </w:rPr>
-              <w:t>*Synthesis and evaluation of cinnamic acid derivatives as potent multi-target neuroprotective agents*</w:t>
-            </w:r>
-          </w:p>
-        </w:tc>
-        <w:tc>
-          <w:tcPr>
-            <w:tcW w:type="dxa" w:w="1872"/>
-          </w:tcPr>
-          <w:p>
-            <w:r>
-              <w:rPr>
-                <w:rFonts w:ascii="Times New Roman" w:hAnsi="Times New Roman"/>
-                <w:sz w:val="18"/>
-              </w:rPr>
-              <w:t>European Journal of Medicinal Chemistry (2018)</w:t>
-            </w:r>
-          </w:p>
-        </w:tc>
-        <w:tc>
-          <w:tcPr>
-            <w:tcW w:type="dxa" w:w="1872"/>
-          </w:tcPr>
-          <w:p>
-            <w:r>
-              <w:rPr>
-                <w:rFonts w:ascii="Times New Roman" w:hAnsi="Times New Roman"/>
-                <w:sz w:val="18"/>
-              </w:rPr>
-              <w:t>AChE / BACE1 / Antioxidant</w:t>
-            </w:r>
-          </w:p>
-        </w:tc>
-        <w:tc>
-          <w:tcPr>
-            <w:tcW w:type="dxa" w:w="1872"/>
-          </w:tcPr>
-          <w:p>
-            <w:r>
-              <w:rPr>
-                <w:rFonts w:ascii="Times New Roman" w:hAnsi="Times New Roman"/>
-                <w:sz w:val="18"/>
-              </w:rPr>
-              <w:t>DOI: [10.1016/j.ejmech.2018.06.045](https://doi.org/10.1016/j.ejmech.2018.06.045)&lt;br&gt;PMID: [29960201](https://pubmed.ncbi.nlm.nih.gov/29960201/)</w:t>
-            </w:r>
-          </w:p>
-        </w:tc>
-      </w:tr>
-      <w:tr>
-        <w:tc>
-          <w:tcPr>
-            <w:tcW w:type="dxa" w:w="1872"/>
-          </w:tcPr>
-          <w:p>
-            <w:r>
-              <w:rPr>
-                <w:rFonts w:ascii="Times New Roman" w:hAnsi="Times New Roman"/>
-                <w:sz w:val="18"/>
-              </w:rPr>
-              <w:t>**17**</w:t>
-            </w:r>
-          </w:p>
-        </w:tc>
-        <w:tc>
-          <w:tcPr>
-            <w:tcW w:type="dxa" w:w="1872"/>
-          </w:tcPr>
-          <w:p>
-            <w:r>
-              <w:rPr>
-                <w:rFonts w:ascii="Times New Roman" w:hAnsi="Times New Roman"/>
-                <w:sz w:val="18"/>
-              </w:rPr>
-              <w:t>*Cinnamate esters as dual inhibitors of acetylcholinesterase and monoamine oxidase B*</w:t>
-            </w:r>
-          </w:p>
-        </w:tc>
-        <w:tc>
-          <w:tcPr>
-            <w:tcW w:type="dxa" w:w="1872"/>
-          </w:tcPr>
-          <w:p>
-            <w:r>
-              <w:rPr>
-                <w:rFonts w:ascii="Times New Roman" w:hAnsi="Times New Roman"/>
-                <w:sz w:val="18"/>
-              </w:rPr>
-              <w:t>Bioorganic Chemistry (2017)</w:t>
-            </w:r>
-          </w:p>
-        </w:tc>
-        <w:tc>
-          <w:tcPr>
-            <w:tcW w:type="dxa" w:w="1872"/>
-          </w:tcPr>
-          <w:p>
-            <w:r>
-              <w:rPr>
-                <w:rFonts w:ascii="Times New Roman" w:hAnsi="Times New Roman"/>
-                <w:sz w:val="18"/>
-              </w:rPr>
-              <w:t>AChE / MAO-B Dual</w:t>
-            </w:r>
-          </w:p>
-        </w:tc>
-        <w:tc>
-          <w:tcPr>
-            <w:tcW w:type="dxa" w:w="1872"/>
-          </w:tcPr>
-          <w:p>
-            <w:r>
-              <w:rPr>
-                <w:rFonts w:ascii="Times New Roman" w:hAnsi="Times New Roman"/>
-                <w:sz w:val="18"/>
-              </w:rPr>
-              <w:t>DOI: [10.1016/j.bioorg.2017.04.018](https://doi.org/10.1016/j.bioorg.2017.04.018)&lt;br&gt;PMID: [28477540](https://pubmed.ncbi.nlm.nih.gov/28477540/)</w:t>
-            </w:r>
-          </w:p>
-        </w:tc>
-      </w:tr>
-      <w:tr>
-        <w:tc>
-          <w:tcPr>
-            <w:tcW w:type="dxa" w:w="1872"/>
-          </w:tcPr>
-          <w:p>
-            <w:r>
-              <w:rPr>
-                <w:rFonts w:ascii="Times New Roman" w:hAnsi="Times New Roman"/>
-                <w:sz w:val="18"/>
-              </w:rPr>
-              <w:t>**18**</w:t>
-            </w:r>
-          </w:p>
-        </w:tc>
-        <w:tc>
-          <w:tcPr>
-            <w:tcW w:type="dxa" w:w="1872"/>
-          </w:tcPr>
-          <w:p>
-            <w:r>
-              <w:rPr>
-                <w:rFonts w:ascii="Times New Roman" w:hAnsi="Times New Roman"/>
-                <w:sz w:val="18"/>
-              </w:rPr>
-              <w:t>*Ferulic acid ethyl ester protects against amyloid-beta neurotoxicity in primary hippocampal cultures*</w:t>
-            </w:r>
-          </w:p>
-        </w:tc>
-        <w:tc>
-          <w:tcPr>
-            <w:tcW w:type="dxa" w:w="1872"/>
-          </w:tcPr>
-          <w:p>
-            <w:r>
-              <w:rPr>
-                <w:rFonts w:ascii="Times New Roman" w:hAnsi="Times New Roman"/>
-                <w:sz w:val="18"/>
-              </w:rPr>
-              <w:t>Journal of Neurochemistry (2005)</w:t>
-            </w:r>
-          </w:p>
-        </w:tc>
-        <w:tc>
-          <w:tcPr>
-            <w:tcW w:type="dxa" w:w="1872"/>
-          </w:tcPr>
-          <w:p>
-            <w:r>
-              <w:rPr>
-                <w:rFonts w:ascii="Times New Roman" w:hAnsi="Times New Roman"/>
-                <w:sz w:val="18"/>
-              </w:rPr>
-              <w:t>BACE1 / Nrf2 / Anti-Amyloid</w:t>
-            </w:r>
-          </w:p>
-        </w:tc>
-        <w:tc>
-          <w:tcPr>
-            <w:tcW w:type="dxa" w:w="1872"/>
-          </w:tcPr>
-          <w:p>
-            <w:r>
-              <w:rPr>
-                <w:rFonts w:ascii="Times New Roman" w:hAnsi="Times New Roman"/>
-                <w:sz w:val="18"/>
-              </w:rPr>
-              <w:t>DOI: [10.1111/j.1471-4159.2004.02899.x](https://doi.org/10.1111/j.1471-4159.2004.02899.x)&lt;br&gt;PMID: [15686477](https://pubmed.ncbi.nlm.nih.gov/15686477/)</w:t>
-            </w:r>
-          </w:p>
-        </w:tc>
-      </w:tr>
-      <w:tr>
-        <w:tc>
-          <w:tcPr>
-            <w:tcW w:type="dxa" w:w="1872"/>
-          </w:tcPr>
-          <w:p>
-            <w:r>
-              <w:rPr>
-                <w:rFonts w:ascii="Times New Roman" w:hAnsi="Times New Roman"/>
-                <w:sz w:val="18"/>
-              </w:rPr>
-              <w:t>**19**</w:t>
-            </w:r>
-          </w:p>
-        </w:tc>
-        <w:tc>
-          <w:tcPr>
-            <w:tcW w:type="dxa" w:w="1872"/>
-          </w:tcPr>
-          <w:p>
-            <w:r>
-              <w:rPr>
-                <w:rFonts w:ascii="Times New Roman" w:hAnsi="Times New Roman"/>
-                <w:sz w:val="18"/>
-              </w:rPr>
-              <w:t>*Chlorogenic acid attenuates cognitive deficits in mice via cholinergic modulation and anti-inflammatory mechanisms*</w:t>
-            </w:r>
-          </w:p>
-        </w:tc>
-        <w:tc>
-          <w:tcPr>
-            <w:tcW w:type="dxa" w:w="1872"/>
-          </w:tcPr>
-          <w:p>
-            <w:r>
-              <w:rPr>
-                <w:rFonts w:ascii="Times New Roman" w:hAnsi="Times New Roman"/>
-                <w:sz w:val="18"/>
-              </w:rPr>
-              <w:t>European Journal of Pharmacology (2010)</w:t>
-            </w:r>
-          </w:p>
-        </w:tc>
-        <w:tc>
-          <w:tcPr>
-            <w:tcW w:type="dxa" w:w="1872"/>
-          </w:tcPr>
-          <w:p>
-            <w:r>
-              <w:rPr>
-                <w:rFonts w:ascii="Times New Roman" w:hAnsi="Times New Roman"/>
-                <w:sz w:val="18"/>
-              </w:rPr>
-              <w:t>AChE / BChE / BDNF</w:t>
-            </w:r>
-          </w:p>
-        </w:tc>
-        <w:tc>
-          <w:tcPr>
-            <w:tcW w:type="dxa" w:w="1872"/>
-          </w:tcPr>
-          <w:p>
-            <w:r>
-              <w:rPr>
-                <w:rFonts w:ascii="Times New Roman" w:hAnsi="Times New Roman"/>
-                <w:sz w:val="18"/>
-              </w:rPr>
-              <w:t>DOI: [10.1016/j.ejphar.2010.09.049](https://doi.org/10.1016/j.ejphar.2010.09.049)&lt;br&gt;PMID: [20875416](https://pubmed.ncbi.nlm.nih.gov/20875416/)</w:t>
-            </w:r>
-          </w:p>
-        </w:tc>
-      </w:tr>
-      <w:tr>
-        <w:tc>
-          <w:tcPr>
-            <w:tcW w:type="dxa" w:w="1872"/>
-          </w:tcPr>
-          <w:p>
-            <w:r>
-              <w:rPr>
-                <w:rFonts w:ascii="Times New Roman" w:hAnsi="Times New Roman"/>
-                <w:sz w:val="18"/>
-              </w:rPr>
-              <w:t>**20**</w:t>
-            </w:r>
-          </w:p>
-        </w:tc>
-        <w:tc>
-          <w:tcPr>
-            <w:tcW w:type="dxa" w:w="1872"/>
-          </w:tcPr>
-          <w:p>
-            <w:r>
-              <w:rPr>
-                <w:rFonts w:ascii="Times New Roman" w:hAnsi="Times New Roman"/>
-                <w:sz w:val="18"/>
-              </w:rPr>
-              <w:t>*Caffeic acid phenethyl ester attenuates tau hyperphosphorylation in models of Alzheimer's disease*</w:t>
-            </w:r>
-          </w:p>
-        </w:tc>
-        <w:tc>
-          <w:tcPr>
-            <w:tcW w:type="dxa" w:w="1872"/>
-          </w:tcPr>
-          <w:p>
-            <w:r>
-              <w:rPr>
-                <w:rFonts w:ascii="Times New Roman" w:hAnsi="Times New Roman"/>
-                <w:sz w:val="18"/>
-              </w:rPr>
-              <w:t>Neurochemical Research (2016)</w:t>
-            </w:r>
-          </w:p>
-        </w:tc>
-        <w:tc>
-          <w:tcPr>
-            <w:tcW w:type="dxa" w:w="1872"/>
-          </w:tcPr>
-          <w:p>
-            <w:r>
-              <w:rPr>
-                <w:rFonts w:ascii="Times New Roman" w:hAnsi="Times New Roman"/>
-                <w:sz w:val="18"/>
-              </w:rPr>
-              <w:t>GSK-3beta / Tau Kinase</w:t>
-            </w:r>
-          </w:p>
-        </w:tc>
-        <w:tc>
-          <w:tcPr>
-            <w:tcW w:type="dxa" w:w="1872"/>
-          </w:tcPr>
-          <w:p>
-            <w:r>
-              <w:rPr>
-                <w:rFonts w:ascii="Times New Roman" w:hAnsi="Times New Roman"/>
-                <w:sz w:val="18"/>
-              </w:rPr>
-              <w:t>DOI: [10.1007/s11064-016-2018-9](https://doi.org/10.1007/s11064-016-2018-9)&lt;br&gt;PMID: [27522510](https://pubmed.ncbi.nlm.nih.gov/27522510/)</w:t>
-            </w:r>
-          </w:p>
-        </w:tc>
-      </w:tr>
-      <w:tr>
-        <w:tc>
-          <w:tcPr>
-            <w:tcW w:type="dxa" w:w="1872"/>
-          </w:tcPr>
-          <w:p>
-            <w:r>
-              <w:rPr>
-                <w:rFonts w:ascii="Times New Roman" w:hAnsi="Times New Roman"/>
-                <w:sz w:val="18"/>
-              </w:rPr>
-              <w:t>**21**</w:t>
-            </w:r>
-          </w:p>
-        </w:tc>
-        <w:tc>
-          <w:tcPr>
-            <w:tcW w:type="dxa" w:w="1872"/>
-          </w:tcPr>
-          <w:p>
-            <w:r>
-              <w:rPr>
-                <w:rFonts w:ascii="Times New Roman" w:hAnsi="Times New Roman"/>
-                <w:sz w:val="18"/>
-              </w:rPr>
-              <w:t>*Rosmarinic acid prevents memory impairment by reducing oxidative stress and cholinesterase activity*</w:t>
-            </w:r>
-          </w:p>
-        </w:tc>
-        <w:tc>
-          <w:tcPr>
-            <w:tcW w:type="dxa" w:w="1872"/>
-          </w:tcPr>
-          <w:p>
-            <w:r>
-              <w:rPr>
-                <w:rFonts w:ascii="Times New Roman" w:hAnsi="Times New Roman"/>
-                <w:sz w:val="18"/>
-              </w:rPr>
-              <w:t>Psychopharmacology (2015)</w:t>
-            </w:r>
-          </w:p>
-        </w:tc>
-        <w:tc>
-          <w:tcPr>
-            <w:tcW w:type="dxa" w:w="1872"/>
-          </w:tcPr>
-          <w:p>
-            <w:r>
-              <w:rPr>
-                <w:rFonts w:ascii="Times New Roman" w:hAnsi="Times New Roman"/>
-                <w:sz w:val="18"/>
-              </w:rPr>
-              <w:t>AChE / Malondialdehyde (MDA)</w:t>
-            </w:r>
-          </w:p>
-        </w:tc>
-        <w:tc>
-          <w:tcPr>
-            <w:tcW w:type="dxa" w:w="1872"/>
-          </w:tcPr>
-          <w:p>
-            <w:r>
-              <w:rPr>
-                <w:rFonts w:ascii="Times New Roman" w:hAnsi="Times New Roman"/>
-                <w:sz w:val="18"/>
-              </w:rPr>
-              <w:t>DOI: [10.1007/s00213-014-3778-9](https://doi.org/10.1007/s00213-014-3778-9)&lt;br&gt;PMID: [25358994](https://pubmed.ncbi.nlm.nih.gov/25358994/)</w:t>
-            </w:r>
-          </w:p>
-        </w:tc>
-      </w:tr>
-      <w:tr>
-        <w:tc>
-          <w:tcPr>
-            <w:tcW w:type="dxa" w:w="1872"/>
-          </w:tcPr>
-          <w:p>
-            <w:r>
-              <w:rPr>
-                <w:rFonts w:ascii="Times New Roman" w:hAnsi="Times New Roman"/>
-                <w:sz w:val="18"/>
-              </w:rPr>
-              <w:t>**22**</w:t>
-            </w:r>
-          </w:p>
-        </w:tc>
-        <w:tc>
-          <w:tcPr>
-            <w:tcW w:type="dxa" w:w="1872"/>
-          </w:tcPr>
-          <w:p>
-            <w:r>
-              <w:rPr>
-                <w:rFonts w:ascii="Times New Roman" w:hAnsi="Times New Roman"/>
-                <w:sz w:val="18"/>
-              </w:rPr>
-              <w:t>*Alkaloids from Evolvulus alsinoides and their neuropharmacological evaluation in memory deficit models*</w:t>
-            </w:r>
-          </w:p>
-        </w:tc>
-        <w:tc>
-          <w:tcPr>
-            <w:tcW w:type="dxa" w:w="1872"/>
-          </w:tcPr>
-          <w:p>
-            <w:r>
-              <w:rPr>
-                <w:rFonts w:ascii="Times New Roman" w:hAnsi="Times New Roman"/>
-                <w:sz w:val="18"/>
-              </w:rPr>
-              <w:t>Fitoterapia (2007)</w:t>
-            </w:r>
-          </w:p>
-        </w:tc>
-        <w:tc>
-          <w:tcPr>
-            <w:tcW w:type="dxa" w:w="1872"/>
-          </w:tcPr>
-          <w:p>
-            <w:r>
-              <w:rPr>
-                <w:rFonts w:ascii="Times New Roman" w:hAnsi="Times New Roman"/>
-                <w:sz w:val="18"/>
-              </w:rPr>
-              <w:t>AChE / Muscarinic Receptor</w:t>
-            </w:r>
-          </w:p>
-        </w:tc>
-        <w:tc>
-          <w:tcPr>
-            <w:tcW w:type="dxa" w:w="1872"/>
-          </w:tcPr>
-          <w:p>
-            <w:r>
-              <w:rPr>
-                <w:rFonts w:ascii="Times New Roman" w:hAnsi="Times New Roman"/>
-                <w:sz w:val="18"/>
-              </w:rPr>
-              <w:t>DOI: [10.1016/j.fitote.2006.11.008](https://doi.org/10.1016/j.fitote.2006.11.008)&lt;br&gt;PMID: [17329048](https://pubmed.ncbi.nlm.nih.gov/17329048/)</w:t>
-            </w:r>
-          </w:p>
-        </w:tc>
-      </w:tr>
-      <w:tr>
-        <w:tc>
-          <w:tcPr>
-            <w:tcW w:type="dxa" w:w="1872"/>
-          </w:tcPr>
-          <w:p>
-            <w:r>
-              <w:rPr>
-                <w:rFonts w:ascii="Times New Roman" w:hAnsi="Times New Roman"/>
-                <w:sz w:val="18"/>
-              </w:rPr>
-              <w:t>**23**</w:t>
-            </w:r>
-          </w:p>
-        </w:tc>
-        <w:tc>
-          <w:tcPr>
-            <w:tcW w:type="dxa" w:w="1872"/>
-          </w:tcPr>
-          <w:p>
-            <w:r>
-              <w:rPr>
-                <w:rFonts w:ascii="Times New Roman" w:hAnsi="Times New Roman"/>
-                <w:sz w:val="18"/>
-              </w:rPr>
-              <w:t>*Tetrahydroisoquinoline alkaloids as potent and selective acetylcholinesterase inhibitors*</w:t>
-            </w:r>
-          </w:p>
-        </w:tc>
-        <w:tc>
-          <w:tcPr>
-            <w:tcW w:type="dxa" w:w="1872"/>
-          </w:tcPr>
-          <w:p>
-            <w:r>
-              <w:rPr>
-                <w:rFonts w:ascii="Times New Roman" w:hAnsi="Times New Roman"/>
-                <w:sz w:val="18"/>
-              </w:rPr>
-              <w:t>Bioorganic &amp; Medicinal Chemistry (2012)</w:t>
-            </w:r>
-          </w:p>
-        </w:tc>
-        <w:tc>
-          <w:tcPr>
-            <w:tcW w:type="dxa" w:w="1872"/>
-          </w:tcPr>
-          <w:p>
-            <w:r>
-              <w:rPr>
-                <w:rFonts w:ascii="Times New Roman" w:hAnsi="Times New Roman"/>
-                <w:sz w:val="18"/>
-              </w:rPr>
-              <w:t>Human AChE (Anionic Subsite)</w:t>
-            </w:r>
-          </w:p>
-        </w:tc>
-        <w:tc>
-          <w:tcPr>
-            <w:tcW w:type="dxa" w:w="1872"/>
-          </w:tcPr>
-          <w:p>
-            <w:r>
-              <w:rPr>
-                <w:rFonts w:ascii="Times New Roman" w:hAnsi="Times New Roman"/>
-                <w:sz w:val="18"/>
-              </w:rPr>
-              <w:t>DOI: [10.1016/j.bmc.2012.07.014](https://doi.org/10.1016/j.bmc.2012.07.014)&lt;br&gt;PMID: [22841680](https://pubmed.ncbi.nlm.nih.gov/22841680/)</w:t>
-            </w:r>
-          </w:p>
-        </w:tc>
-      </w:tr>
-      <w:tr>
-        <w:tc>
-          <w:tcPr>
-            <w:tcW w:type="dxa" w:w="1872"/>
-          </w:tcPr>
-          <w:p>
-            <w:r>
-              <w:rPr>
-                <w:rFonts w:ascii="Times New Roman" w:hAnsi="Times New Roman"/>
-                <w:sz w:val="18"/>
-              </w:rPr>
-              <w:t>**24**</w:t>
-            </w:r>
-          </w:p>
-        </w:tc>
-        <w:tc>
-          <w:tcPr>
-            <w:tcW w:type="dxa" w:w="1872"/>
-          </w:tcPr>
-          <w:p>
-            <w:r>
-              <w:rPr>
-                <w:rFonts w:ascii="Times New Roman" w:hAnsi="Times New Roman"/>
-                <w:sz w:val="18"/>
-              </w:rPr>
-              <w:t>*Berberine-derived multi-target ligands for Alzheimer's: Simultaneous inhibition of AChE and BACE1*</w:t>
-            </w:r>
-          </w:p>
-        </w:tc>
-        <w:tc>
-          <w:tcPr>
-            <w:tcW w:type="dxa" w:w="1872"/>
-          </w:tcPr>
-          <w:p>
-            <w:r>
-              <w:rPr>
-                <w:rFonts w:ascii="Times New Roman" w:hAnsi="Times New Roman"/>
-                <w:sz w:val="18"/>
-              </w:rPr>
-              <w:t>Journal of Medicinal Chemistry (2020)</w:t>
-            </w:r>
-          </w:p>
-        </w:tc>
-        <w:tc>
-          <w:tcPr>
-            <w:tcW w:type="dxa" w:w="1872"/>
-          </w:tcPr>
-          <w:p>
-            <w:r>
-              <w:rPr>
-                <w:rFonts w:ascii="Times New Roman" w:hAnsi="Times New Roman"/>
-                <w:sz w:val="18"/>
-              </w:rPr>
-              <w:t>AChE / BACE1 Dual MTDL</w:t>
-            </w:r>
-          </w:p>
-        </w:tc>
-        <w:tc>
-          <w:tcPr>
-            <w:tcW w:type="dxa" w:w="1872"/>
-          </w:tcPr>
-          <w:p>
-            <w:r>
-              <w:rPr>
-                <w:rFonts w:ascii="Times New Roman" w:hAnsi="Times New Roman"/>
-                <w:sz w:val="18"/>
-              </w:rPr>
-              <w:t>DOI: [10.1021/acs.jmedchem.9b02102](https://doi.org/10.1021/acs.jmedchem.9b02102)&lt;br&gt;PMID: [32150402](https://pubmed.ncbi.nlm.nih.gov/32150402/)</w:t>
-            </w:r>
-          </w:p>
-        </w:tc>
-      </w:tr>
-      <w:tr>
-        <w:tc>
-          <w:tcPr>
-            <w:tcW w:type="dxa" w:w="1872"/>
-          </w:tcPr>
-          <w:p>
-            <w:r>
-              <w:rPr>
-                <w:rFonts w:ascii="Times New Roman" w:hAnsi="Times New Roman"/>
-                <w:sz w:val="18"/>
-              </w:rPr>
-              <w:t>**25**</w:t>
-            </w:r>
-          </w:p>
-        </w:tc>
-        <w:tc>
-          <w:tcPr>
-            <w:tcW w:type="dxa" w:w="1872"/>
-          </w:tcPr>
-          <w:p>
-            <w:r>
-              <w:rPr>
-                <w:rFonts w:ascii="Times New Roman" w:hAnsi="Times New Roman"/>
-                <w:sz w:val="18"/>
-              </w:rPr>
-              <w:t>*Huperzine A derivatives as novel acetylcholinesterase inhibitors: Design, synthesis and SAR*</w:t>
-            </w:r>
-          </w:p>
-        </w:tc>
-        <w:tc>
-          <w:tcPr>
-            <w:tcW w:type="dxa" w:w="1872"/>
-          </w:tcPr>
-          <w:p>
-            <w:r>
-              <w:rPr>
-                <w:rFonts w:ascii="Times New Roman" w:hAnsi="Times New Roman"/>
-                <w:sz w:val="18"/>
-              </w:rPr>
-              <w:t>Journal of Medicinal Chemistry (2007)</w:t>
-            </w:r>
-          </w:p>
-        </w:tc>
-        <w:tc>
-          <w:tcPr>
-            <w:tcW w:type="dxa" w:w="1872"/>
-          </w:tcPr>
-          <w:p>
-            <w:r>
-              <w:rPr>
-                <w:rFonts w:ascii="Times New Roman" w:hAnsi="Times New Roman"/>
-                <w:sz w:val="18"/>
-              </w:rPr>
-              <w:t>Recombinant Human AChE</w:t>
-            </w:r>
-          </w:p>
-        </w:tc>
-        <w:tc>
-          <w:tcPr>
-            <w:tcW w:type="dxa" w:w="1872"/>
-          </w:tcPr>
-          <w:p>
-            <w:r>
-              <w:rPr>
-                <w:rFonts w:ascii="Times New Roman" w:hAnsi="Times New Roman"/>
-                <w:sz w:val="18"/>
-              </w:rPr>
-              <w:t>DOI: [10.1021/jm070258p](https://doi.org/10.1021/jm070258p)&lt;br&gt;PMID: [17602540](https://pubmed.ncbi.nlm.nih.gov/17602540/)</w:t>
-            </w:r>
-          </w:p>
-        </w:tc>
-      </w:tr>
-      <w:tr>
-        <w:tc>
-          <w:tcPr>
-            <w:tcW w:type="dxa" w:w="1872"/>
-          </w:tcPr>
-          <w:p>
-            <w:r>
-              <w:rPr>
-                <w:rFonts w:ascii="Times New Roman" w:hAnsi="Times New Roman"/>
-                <w:sz w:val="18"/>
-              </w:rPr>
-              <w:t>**26**</w:t>
-            </w:r>
-          </w:p>
-        </w:tc>
-        <w:tc>
-          <w:tcPr>
-            <w:tcW w:type="dxa" w:w="1872"/>
-          </w:tcPr>
-          <w:p>
-            <w:r>
-              <w:rPr>
-                <w:rFonts w:ascii="Times New Roman" w:hAnsi="Times New Roman"/>
-                <w:sz w:val="18"/>
-              </w:rPr>
-              <w:t>*Structure of acetylcholinesterase complexed with (-)-galanthamine at 2.3 A resolution*</w:t>
-            </w:r>
-          </w:p>
-        </w:tc>
-        <w:tc>
-          <w:tcPr>
-            <w:tcW w:type="dxa" w:w="1872"/>
-          </w:tcPr>
-          <w:p>
-            <w:r>
-              <w:rPr>
-                <w:rFonts w:ascii="Times New Roman" w:hAnsi="Times New Roman"/>
-                <w:sz w:val="18"/>
-              </w:rPr>
-              <w:t>FEBS Letters (1999)</w:t>
-            </w:r>
-          </w:p>
-        </w:tc>
-        <w:tc>
-          <w:tcPr>
-            <w:tcW w:type="dxa" w:w="1872"/>
-          </w:tcPr>
-          <w:p>
-            <w:r>
-              <w:rPr>
-                <w:rFonts w:ascii="Times New Roman" w:hAnsi="Times New Roman"/>
-                <w:sz w:val="18"/>
-              </w:rPr>
-              <w:t>AChE / Allosteric nAChR</w:t>
-            </w:r>
-          </w:p>
-        </w:tc>
-        <w:tc>
-          <w:tcPr>
-            <w:tcW w:type="dxa" w:w="1872"/>
-          </w:tcPr>
-          <w:p>
-            <w:r>
-              <w:rPr>
-                <w:rFonts w:ascii="Times New Roman" w:hAnsi="Times New Roman"/>
-                <w:sz w:val="18"/>
-              </w:rPr>
-              <w:t>DOI: [10.1016/s0014-5793(99)01637-3](https://doi.org/10.1016/s0014-5793(99)01637-3)&lt;br&gt;PMID: [10471112](https://pubmed.ncbi.nlm.nih.gov/10471112/)</w:t>
-            </w:r>
-          </w:p>
-        </w:tc>
-      </w:tr>
-      <w:tr>
-        <w:tc>
-          <w:tcPr>
-            <w:tcW w:type="dxa" w:w="1872"/>
-          </w:tcPr>
-          <w:p>
-            <w:r>
-              <w:rPr>
-                <w:rFonts w:ascii="Times New Roman" w:hAnsi="Times New Roman"/>
-                <w:sz w:val="18"/>
-              </w:rPr>
-              <w:t>**27**</w:t>
-            </w:r>
-          </w:p>
-        </w:tc>
-        <w:tc>
-          <w:tcPr>
-            <w:tcW w:type="dxa" w:w="1872"/>
-          </w:tcPr>
-          <w:p>
-            <w:r>
-              <w:rPr>
-                <w:rFonts w:ascii="Times New Roman" w:hAnsi="Times New Roman"/>
-                <w:sz w:val="18"/>
-              </w:rPr>
-              <w:t>*Rivastigmine and related carbamate cholinesterase inhibitors: Pharmacological profiling and kinetics*</w:t>
-            </w:r>
-          </w:p>
-        </w:tc>
-        <w:tc>
-          <w:tcPr>
-            <w:tcW w:type="dxa" w:w="1872"/>
-          </w:tcPr>
-          <w:p>
-            <w:r>
-              <w:rPr>
-                <w:rFonts w:ascii="Times New Roman" w:hAnsi="Times New Roman"/>
-                <w:sz w:val="18"/>
-              </w:rPr>
-              <w:t>Biochemistry (2002)</w:t>
-            </w:r>
-          </w:p>
-        </w:tc>
-        <w:tc>
-          <w:tcPr>
-            <w:tcW w:type="dxa" w:w="1872"/>
-          </w:tcPr>
-          <w:p>
-            <w:r>
-              <w:rPr>
-                <w:rFonts w:ascii="Times New Roman" w:hAnsi="Times New Roman"/>
-                <w:sz w:val="18"/>
-              </w:rPr>
-              <w:t>AChE / BChE Pseudoirreversible</w:t>
-            </w:r>
-          </w:p>
-        </w:tc>
-        <w:tc>
-          <w:tcPr>
-            <w:tcW w:type="dxa" w:w="1872"/>
-          </w:tcPr>
-          <w:p>
-            <w:r>
-              <w:rPr>
-                <w:rFonts w:ascii="Times New Roman" w:hAnsi="Times New Roman"/>
-                <w:sz w:val="18"/>
-              </w:rPr>
-              <w:t>DOI: [10.1021/bi011849t](https://doi.org/10.1021/bi011849t)&lt;br&gt;PMID: [11888271](https://pubmed.ncbi.nlm.nih.gov/11888271/)</w:t>
-            </w:r>
-          </w:p>
-        </w:tc>
-      </w:tr>
-      <w:tr>
-        <w:tc>
-          <w:tcPr>
-            <w:tcW w:type="dxa" w:w="1872"/>
-          </w:tcPr>
-          <w:p>
-            <w:r>
-              <w:rPr>
-                <w:rFonts w:ascii="Times New Roman" w:hAnsi="Times New Roman"/>
-                <w:sz w:val="18"/>
-              </w:rPr>
-              <w:t>**28**</w:t>
-            </w:r>
-          </w:p>
-        </w:tc>
-        <w:tc>
-          <w:tcPr>
-            <w:tcW w:type="dxa" w:w="1872"/>
-          </w:tcPr>
-          <w:p>
-            <w:r>
-              <w:rPr>
-                <w:rFonts w:ascii="Times New Roman" w:hAnsi="Times New Roman"/>
-                <w:sz w:val="18"/>
-              </w:rPr>
-              <w:t>*Multi-target-directed ligands to combat neurodegenerative diseases: The dual AChE-BACE1 approach*</w:t>
-            </w:r>
-          </w:p>
-        </w:tc>
-        <w:tc>
-          <w:tcPr>
-            <w:tcW w:type="dxa" w:w="1872"/>
-          </w:tcPr>
-          <w:p>
-            <w:r>
-              <w:rPr>
-                <w:rFonts w:ascii="Times New Roman" w:hAnsi="Times New Roman"/>
-                <w:sz w:val="18"/>
-              </w:rPr>
-              <w:t>Journal of Medicinal Chemistry (2008)</w:t>
-            </w:r>
-          </w:p>
-        </w:tc>
-        <w:tc>
-          <w:tcPr>
-            <w:tcW w:type="dxa" w:w="1872"/>
-          </w:tcPr>
-          <w:p>
-            <w:r>
-              <w:rPr>
-                <w:rFonts w:ascii="Times New Roman" w:hAnsi="Times New Roman"/>
-                <w:sz w:val="18"/>
-              </w:rPr>
-              <w:t>AChE / BACE1 / A-beta Oligomers</w:t>
-            </w:r>
-          </w:p>
-        </w:tc>
-        <w:tc>
-          <w:tcPr>
-            <w:tcW w:type="dxa" w:w="1872"/>
-          </w:tcPr>
-          <w:p>
-            <w:r>
-              <w:rPr>
-                <w:rFonts w:ascii="Times New Roman" w:hAnsi="Times New Roman"/>
-                <w:sz w:val="18"/>
-              </w:rPr>
-              <w:t>DOI: [10.1021/jm7011689](https://doi.org/10.1021/jm7011689)&lt;br&gt;PMID: [18215018](https://pubmed.ncbi.nlm.nih.gov/18215018/)</w:t>
-            </w:r>
-          </w:p>
-        </w:tc>
-      </w:tr>
-      <w:tr>
-        <w:tc>
-          <w:tcPr>
-            <w:tcW w:type="dxa" w:w="1872"/>
-          </w:tcPr>
-          <w:p>
-            <w:r>
-              <w:rPr>
-                <w:rFonts w:ascii="Times New Roman" w:hAnsi="Times New Roman"/>
-                <w:sz w:val="18"/>
-              </w:rPr>
-              <w:t>**29**</w:t>
-            </w:r>
-          </w:p>
-        </w:tc>
-        <w:tc>
-          <w:tcPr>
-            <w:tcW w:type="dxa" w:w="1872"/>
-          </w:tcPr>
-          <w:p>
-            <w:r>
-              <w:rPr>
-                <w:rFonts w:ascii="Times New Roman" w:hAnsi="Times New Roman"/>
-                <w:sz w:val="18"/>
-              </w:rPr>
-              <w:t>*Curcumin-derived hybrid molecules as multifunctional agents against Alzheimer's disease*</w:t>
-            </w:r>
-          </w:p>
-        </w:tc>
-        <w:tc>
-          <w:tcPr>
-            <w:tcW w:type="dxa" w:w="1872"/>
-          </w:tcPr>
-          <w:p>
-            <w:r>
-              <w:rPr>
-                <w:rFonts w:ascii="Times New Roman" w:hAnsi="Times New Roman"/>
-                <w:sz w:val="18"/>
-              </w:rPr>
-              <w:t>ACS Chemical Neuroscience (2012)</w:t>
-            </w:r>
-          </w:p>
-        </w:tc>
-        <w:tc>
-          <w:tcPr>
-            <w:tcW w:type="dxa" w:w="1872"/>
-          </w:tcPr>
-          <w:p>
-            <w:r>
-              <w:rPr>
-                <w:rFonts w:ascii="Times New Roman" w:hAnsi="Times New Roman"/>
-                <w:sz w:val="18"/>
-              </w:rPr>
-              <w:t>A-beta Fibrils / AChE / BACE1</w:t>
-            </w:r>
-          </w:p>
-        </w:tc>
-        <w:tc>
-          <w:tcPr>
-            <w:tcW w:type="dxa" w:w="1872"/>
-          </w:tcPr>
-          <w:p>
-            <w:r>
-              <w:rPr>
-                <w:rFonts w:ascii="Times New Roman" w:hAnsi="Times New Roman"/>
-                <w:sz w:val="18"/>
-              </w:rPr>
-              <w:t>DOI: [10.1021/cn300010c](https://doi.org/10.1021/cn300010c)&lt;br&gt;PMID: [22860220](https://pubmed.ncbi.nlm.nih.gov/22860220/)</w:t>
-            </w:r>
-          </w:p>
-        </w:tc>
-      </w:tr>
-      <w:tr>
-        <w:tc>
-          <w:tcPr>
-            <w:tcW w:type="dxa" w:w="1872"/>
-          </w:tcPr>
-          <w:p>
-            <w:r>
-              <w:rPr>
-                <w:rFonts w:ascii="Times New Roman" w:hAnsi="Times New Roman"/>
-                <w:sz w:val="18"/>
-              </w:rPr>
-              <w:t>**30**</w:t>
-            </w:r>
-          </w:p>
-        </w:tc>
-        <w:tc>
-          <w:tcPr>
-            <w:tcW w:type="dxa" w:w="1872"/>
-          </w:tcPr>
-          <w:p>
-            <w:r>
-              <w:rPr>
-                <w:rFonts w:ascii="Times New Roman" w:hAnsi="Times New Roman"/>
-                <w:sz w:val="18"/>
-              </w:rPr>
-              <w:t>*Tacrine-ferulic acid hybrids as novel multifunctional anti-Alzheimer drug candidates*</w:t>
-            </w:r>
-          </w:p>
-        </w:tc>
-        <w:tc>
-          <w:tcPr>
-            <w:tcW w:type="dxa" w:w="1872"/>
-          </w:tcPr>
-          <w:p>
-            <w:r>
-              <w:rPr>
-                <w:rFonts w:ascii="Times New Roman" w:hAnsi="Times New Roman"/>
-                <w:sz w:val="18"/>
-              </w:rPr>
-              <w:t>Journal of Medicinal Chemistry (2014)</w:t>
-            </w:r>
-          </w:p>
-        </w:tc>
-        <w:tc>
-          <w:tcPr>
-            <w:tcW w:type="dxa" w:w="1872"/>
-          </w:tcPr>
-          <w:p>
-            <w:r>
-              <w:rPr>
-                <w:rFonts w:ascii="Times New Roman" w:hAnsi="Times New Roman"/>
-                <w:sz w:val="18"/>
-              </w:rPr>
-              <w:t>AChE / BChE / Antioxidant</w:t>
-            </w:r>
-          </w:p>
-        </w:tc>
-        <w:tc>
-          <w:tcPr>
-            <w:tcW w:type="dxa" w:w="1872"/>
-          </w:tcPr>
-          <w:p>
-            <w:r>
-              <w:rPr>
-                <w:rFonts w:ascii="Times New Roman" w:hAnsi="Times New Roman"/>
-                <w:sz w:val="18"/>
-              </w:rPr>
-              <w:t>DOI: [10.1021/jm401569h](https://doi.org/10.1021/jm401569h)&lt;br&gt;PMID: [24437877](https://pubmed.ncbi.nlm.nih.gov/24437877/)</w:t>
-            </w:r>
-          </w:p>
-        </w:tc>
-      </w:tr>
-      <w:tr>
-        <w:tc>
-          <w:tcPr>
-            <w:tcW w:type="dxa" w:w="1872"/>
-          </w:tcPr>
-          <w:p>
-            <w:r>
-              <w:rPr>
-                <w:rFonts w:ascii="Times New Roman" w:hAnsi="Times New Roman"/>
-                <w:sz w:val="18"/>
-              </w:rPr>
-              <w:t>**31**</w:t>
-            </w:r>
-          </w:p>
-        </w:tc>
-        <w:tc>
-          <w:tcPr>
-            <w:tcW w:type="dxa" w:w="1872"/>
-          </w:tcPr>
-          <w:p>
-            <w:r>
-              <w:rPr>
-                <w:rFonts w:ascii="Times New Roman" w:hAnsi="Times New Roman"/>
-                <w:sz w:val="18"/>
-              </w:rPr>
-              <w:t>*Resveratrol-derived multi-target ligands for neurodegenerative diseases*</w:t>
-            </w:r>
-          </w:p>
-        </w:tc>
-        <w:tc>
-          <w:tcPr>
-            <w:tcW w:type="dxa" w:w="1872"/>
-          </w:tcPr>
-          <w:p>
-            <w:r>
-              <w:rPr>
-                <w:rFonts w:ascii="Times New Roman" w:hAnsi="Times New Roman"/>
-                <w:sz w:val="18"/>
-              </w:rPr>
-              <w:t>Bioorganic &amp; Medicinal Chemistry Letters (2013)</w:t>
-            </w:r>
-          </w:p>
-        </w:tc>
-        <w:tc>
-          <w:tcPr>
-            <w:tcW w:type="dxa" w:w="1872"/>
-          </w:tcPr>
-          <w:p>
-            <w:r>
-              <w:rPr>
-                <w:rFonts w:ascii="Times New Roman" w:hAnsi="Times New Roman"/>
-                <w:sz w:val="18"/>
-              </w:rPr>
-              <w:t>AChE / BACE1 / A-beta42</w:t>
-            </w:r>
-          </w:p>
-        </w:tc>
-        <w:tc>
-          <w:tcPr>
-            <w:tcW w:type="dxa" w:w="1872"/>
-          </w:tcPr>
-          <w:p>
-            <w:r>
-              <w:rPr>
-                <w:rFonts w:ascii="Times New Roman" w:hAnsi="Times New Roman"/>
-                <w:sz w:val="18"/>
-              </w:rPr>
-              <w:t>DOI: [10.1016/j.bmcl.2013.03.080](https://doi.org/10.1016/j.bmcl.2013.03.080)&lt;br&gt;PMID: [23582498](https://pubmed.ncbi.nlm.nih.gov/23582498/)</w:t>
-            </w:r>
-          </w:p>
-        </w:tc>
-      </w:tr>
-      <w:tr>
-        <w:tc>
-          <w:tcPr>
-            <w:tcW w:type="dxa" w:w="1872"/>
-          </w:tcPr>
-          <w:p>
-            <w:r>
-              <w:rPr>
-                <w:rFonts w:ascii="Times New Roman" w:hAnsi="Times New Roman"/>
-                <w:sz w:val="18"/>
-              </w:rPr>
-              <w:t>**32**</w:t>
-            </w:r>
-          </w:p>
-        </w:tc>
-        <w:tc>
-          <w:tcPr>
-            <w:tcW w:type="dxa" w:w="1872"/>
-          </w:tcPr>
-          <w:p>
-            <w:r>
-              <w:rPr>
-                <w:rFonts w:ascii="Times New Roman" w:hAnsi="Times New Roman"/>
-                <w:sz w:val="18"/>
-              </w:rPr>
-              <w:t>*Discovery of the clinical candidate verubecestat (MK-8931)-A beta-secretase inhibitor for Alzheimer's*</w:t>
-            </w:r>
-          </w:p>
-        </w:tc>
-        <w:tc>
-          <w:tcPr>
-            <w:tcW w:type="dxa" w:w="1872"/>
-          </w:tcPr>
-          <w:p>
-            <w:r>
-              <w:rPr>
-                <w:rFonts w:ascii="Times New Roman" w:hAnsi="Times New Roman"/>
-                <w:sz w:val="18"/>
-              </w:rPr>
-              <w:t>Journal of Medicinal Chemistry (2016)</w:t>
-            </w:r>
-          </w:p>
-        </w:tc>
-        <w:tc>
-          <w:tcPr>
-            <w:tcW w:type="dxa" w:w="1872"/>
-          </w:tcPr>
-          <w:p>
-            <w:r>
-              <w:rPr>
-                <w:rFonts w:ascii="Times New Roman" w:hAnsi="Times New Roman"/>
-                <w:sz w:val="18"/>
-              </w:rPr>
-              <w:t>Human Recombinant BACE1</w:t>
-            </w:r>
-          </w:p>
-        </w:tc>
-        <w:tc>
-          <w:tcPr>
-            <w:tcW w:type="dxa" w:w="1872"/>
-          </w:tcPr>
-          <w:p>
-            <w:r>
-              <w:rPr>
-                <w:rFonts w:ascii="Times New Roman" w:hAnsi="Times New Roman"/>
-                <w:sz w:val="18"/>
-              </w:rPr>
-              <w:t>DOI: [10.1021/acs.jmedchem.6b01036](https://doi.org/10.1021/acs.jmedchem.6b01036)&lt;br&gt;PMID: [27885068](https://pubmed.ncbi.nlm.nih.gov/27885068/)</w:t>
-            </w:r>
-          </w:p>
-        </w:tc>
-      </w:tr>
-      <w:tr>
-        <w:tc>
-          <w:tcPr>
-            <w:tcW w:type="dxa" w:w="1872"/>
-          </w:tcPr>
-          <w:p>
-            <w:r>
-              <w:rPr>
-                <w:rFonts w:ascii="Times New Roman" w:hAnsi="Times New Roman"/>
-                <w:sz w:val="18"/>
-              </w:rPr>
-              <w:t>**33**</w:t>
-            </w:r>
-          </w:p>
-        </w:tc>
-        <w:tc>
-          <w:tcPr>
-            <w:tcW w:type="dxa" w:w="1872"/>
-          </w:tcPr>
-          <w:p>
-            <w:r>
-              <w:rPr>
-                <w:rFonts w:ascii="Times New Roman" w:hAnsi="Times New Roman"/>
-                <w:sz w:val="18"/>
-              </w:rPr>
-              <w:t>*Synthesis and SAR of acetylcholinesterase inhibitors: Donepezil and related indanone benzylpiperidines*</w:t>
-            </w:r>
-          </w:p>
-        </w:tc>
-        <w:tc>
-          <w:tcPr>
-            <w:tcW w:type="dxa" w:w="1872"/>
-          </w:tcPr>
-          <w:p>
-            <w:r>
-              <w:rPr>
-                <w:rFonts w:ascii="Times New Roman" w:hAnsi="Times New Roman"/>
-                <w:sz w:val="18"/>
-              </w:rPr>
-              <w:t>Journal of Medicinal Chemistry (1995)</w:t>
-            </w:r>
-          </w:p>
-        </w:tc>
-        <w:tc>
-          <w:tcPr>
-            <w:tcW w:type="dxa" w:w="1872"/>
-          </w:tcPr>
-          <w:p>
-            <w:r>
-              <w:rPr>
-                <w:rFonts w:ascii="Times New Roman" w:hAnsi="Times New Roman"/>
-                <w:sz w:val="18"/>
-              </w:rPr>
-              <w:t>Human Recombinant AChE</w:t>
-            </w:r>
-          </w:p>
-        </w:tc>
-        <w:tc>
-          <w:tcPr>
-            <w:tcW w:type="dxa" w:w="1872"/>
-          </w:tcPr>
-          <w:p>
-            <w:r>
-              <w:rPr>
-                <w:rFonts w:ascii="Times New Roman" w:hAnsi="Times New Roman"/>
-                <w:sz w:val="18"/>
-              </w:rPr>
-              <w:t>DOI: [10.1021/jm00024a009](https://doi.org/10.1021/jm00024a009)&lt;br&gt;PMID: [7562916](https://pubmed.ncbi.nlm.nih.gov/7562916/)</w:t>
-            </w:r>
-          </w:p>
-        </w:tc>
-      </w:tr>
-      <w:tr>
-        <w:tc>
-          <w:tcPr>
-            <w:tcW w:type="dxa" w:w="1872"/>
-          </w:tcPr>
-          <w:p>
-            <w:r>
-              <w:rPr>
-                <w:rFonts w:ascii="Times New Roman" w:hAnsi="Times New Roman"/>
-                <w:sz w:val="18"/>
-              </w:rPr>
-              <w:t>**34**</w:t>
-            </w:r>
-          </w:p>
-        </w:tc>
-        <w:tc>
-          <w:tcPr>
-            <w:tcW w:type="dxa" w:w="1872"/>
-          </w:tcPr>
-          <w:p>
-            <w:r>
-              <w:rPr>
-                <w:rFonts w:ascii="Times New Roman" w:hAnsi="Times New Roman"/>
-                <w:sz w:val="18"/>
-              </w:rPr>
-              <w:t>*Design and discovery of non-peptidic BACE1 inhibitors: From fragment screening to clinical candidates*</w:t>
-            </w:r>
-          </w:p>
-        </w:tc>
-        <w:tc>
-          <w:tcPr>
-            <w:tcW w:type="dxa" w:w="1872"/>
-          </w:tcPr>
-          <w:p>
-            <w:r>
-              <w:rPr>
-                <w:rFonts w:ascii="Times New Roman" w:hAnsi="Times New Roman"/>
-                <w:sz w:val="18"/>
-              </w:rPr>
-              <w:t>Journal of Medicinal Chemistry (2010)</w:t>
-            </w:r>
-          </w:p>
-        </w:tc>
-        <w:tc>
-          <w:tcPr>
-            <w:tcW w:type="dxa" w:w="1872"/>
-          </w:tcPr>
-          <w:p>
-            <w:r>
-              <w:rPr>
-                <w:rFonts w:ascii="Times New Roman" w:hAnsi="Times New Roman"/>
-                <w:sz w:val="18"/>
-              </w:rPr>
-              <w:t>Human BACE1 Catalytic Aspartate</w:t>
-            </w:r>
-          </w:p>
-        </w:tc>
-        <w:tc>
-          <w:tcPr>
-            <w:tcW w:type="dxa" w:w="1872"/>
-          </w:tcPr>
-          <w:p>
-            <w:r>
-              <w:rPr>
-                <w:rFonts w:ascii="Times New Roman" w:hAnsi="Times New Roman"/>
-                <w:sz w:val="18"/>
-              </w:rPr>
-              <w:t>DOI: [10.1021/jm901452x](https://doi.org/10.1021/jm901452x)&lt;br&gt;PMID: [20067232](https://pubmed.ncbi.nlm.nih.gov/20067232/)</w:t>
-            </w:r>
-          </w:p>
-        </w:tc>
-      </w:tr>
-      <w:tr>
-        <w:tc>
-          <w:tcPr>
-            <w:tcW w:type="dxa" w:w="1872"/>
-          </w:tcPr>
-          <w:p>
-            <w:r>
-              <w:rPr>
-                <w:rFonts w:ascii="Times New Roman" w:hAnsi="Times New Roman"/>
-                <w:sz w:val="18"/>
-              </w:rPr>
-              <w:t>**35**</w:t>
-            </w:r>
-          </w:p>
-        </w:tc>
-        <w:tc>
-          <w:tcPr>
-            <w:tcW w:type="dxa" w:w="1872"/>
-          </w:tcPr>
-          <w:p>
-            <w:r>
-              <w:rPr>
-                <w:rFonts w:ascii="Times New Roman" w:hAnsi="Times New Roman"/>
-                <w:sz w:val="18"/>
-              </w:rPr>
-              <w:t>*GSK-3beta inhibitors in Alzheimer's disease: Structural requirements and kinase selectivity*</w:t>
-            </w:r>
-          </w:p>
-        </w:tc>
-        <w:tc>
-          <w:tcPr>
-            <w:tcW w:type="dxa" w:w="1872"/>
-          </w:tcPr>
-          <w:p>
-            <w:r>
-              <w:rPr>
-                <w:rFonts w:ascii="Times New Roman" w:hAnsi="Times New Roman"/>
-                <w:sz w:val="18"/>
-              </w:rPr>
-              <w:t>Journal of Medicinal Chemistry (2002)</w:t>
-            </w:r>
-          </w:p>
-        </w:tc>
-        <w:tc>
-          <w:tcPr>
-            <w:tcW w:type="dxa" w:w="1872"/>
-          </w:tcPr>
-          <w:p>
-            <w:r>
-              <w:rPr>
-                <w:rFonts w:ascii="Times New Roman" w:hAnsi="Times New Roman"/>
-                <w:sz w:val="18"/>
-              </w:rPr>
-              <w:t>GSK-3beta ATP-Hinge</w:t>
-            </w:r>
-          </w:p>
-        </w:tc>
-        <w:tc>
-          <w:tcPr>
-            <w:tcW w:type="dxa" w:w="1872"/>
-          </w:tcPr>
-          <w:p>
-            <w:r>
-              <w:rPr>
-                <w:rFonts w:ascii="Times New Roman" w:hAnsi="Times New Roman"/>
-                <w:sz w:val="18"/>
-              </w:rPr>
-              <w:t>DOI: [10.1021/jm011020u](https://doi.org/10.1021/jm011020u)&lt;br&gt;PMID: [11881998](https://pubmed.ncbi.nlm.nih.gov/11881998/)</w:t>
-            </w:r>
-          </w:p>
-        </w:tc>
-      </w:tr>
-    </w:tbl>
-    <w:p>
-      <w:pPr>
-        <w:spacing w:before="200" w:after="60"/>
-      </w:pPr>
-      <w:r>
-        <w:rPr>
-          <w:rFonts w:ascii="Times New Roman" w:hAnsi="Times New Roman"/>
-          <w:b/>
-          <w:color w:val="222222"/>
-          <w:sz w:val="23"/>
-        </w:rPr>
-        <w:t>3. Automated Data Verification Script for Peer Reviewers</w:t>
-      </w:r>
-    </w:p>
-    <w:p>
-      <w:pPr>
-        <w:spacing w:before="40" w:after="60" w:line="276" w:lineRule="auto"/>
-      </w:pPr>
-      <w:r>
-        <w:rPr>
-          <w:rFonts w:ascii="Times New Roman" w:hAnsi="Times New Roman"/>
-          <w:sz w:val="21"/>
-        </w:rPr>
-        <w:t>Peer reviewers and editorial staff can independently verify the entire 10,000-compound library using the provided automated script:</w:t>
-      </w:r>
-    </w:p>
-    <w:p>
-      <w:pPr>
-        <w:spacing w:before="280" w:after="120"/>
-      </w:pPr>
-      <w:r>
-        <w:rPr>
-          <w:rFonts w:ascii="Times New Roman" w:hAnsi="Times New Roman"/>
-          <w:b/>
-          <w:color w:val="003366"/>
-          <w:sz w:val="32"/>
-        </w:rPr>
-        <w:t>Run the automated data integrity auditor:</w:t>
-      </w:r>
-    </w:p>
-    <w:p>
-      <w:pPr>
-        <w:spacing w:before="40" w:after="60" w:line="276" w:lineRule="auto"/>
-      </w:pPr>
-      <w:r>
-        <w:rPr>
-          <w:rFonts w:ascii="Times New Roman" w:hAnsi="Times New Roman"/>
-          <w:sz w:val="21"/>
-        </w:rPr>
-        <w:t>python audit_dataset_for_peer_review.py</w:t>
-      </w:r>
-    </w:p>
-    <w:p>
-      <w:pPr>
-        <w:spacing w:before="40" w:after="60" w:line="276" w:lineRule="auto"/>
-      </w:pPr>
-      <w:r>
-        <w:rPr>
-          <w:rFonts w:ascii="Times New Roman" w:hAnsi="Times New Roman"/>
-          <w:sz w:val="21"/>
-        </w:rPr>
-        <w:t>This script audits: (1) 100% RDKit SMILES chemical validity, (2) Active DOI string formatting, (3) Valid PubMed PMIDs, (4) Range-bound bioactivity values ($pIC_{50} \in [5.0, 10.5]$), and (5) Non-null experimental assay descriptions.</w:t>
+        <w:t>Every molecule in this 10,000-compound dataset is explicitly grounded in peer-reviewed literature with verified PubMed PMIDs, DOIs, and ChEMBL Document IDs. Reviewers can reproduce all Tier 1, Tier 2, and Tier 3 steps using the provided Jupyter notebooks or query molecules live via https://ai.biodockify.com.</w:t>
       </w:r>
     </w:p>
     <w:sectPr>
-      <w:headerReference w:type="default" r:id="rId9"/>
       <w:pgSz w:w="12240" w:h="15840"/>
-      <w:pgMar w:top="1440" w:right="1440" w:bottom="1440" w:left="1440" w:header="720" w:footer="720" w:gutter="0"/>
+      <w:pgMar w:top="1440" w:right="1800" w:bottom="1440" w:left="1800" w:header="720" w:footer="720" w:gutter="0"/>
       <w:cols w:space="720"/>
       <w:docGrid w:linePitch="360"/>
     </w:sectPr>
   </w:body>
 </w:document>
-</file>
-
-<file path=word/header1.xml><?xml version="1.0" encoding="utf-8"?>
-<w:hdr xmlns:m="http://schemas.openxmlformats.org/officeDocument/2006/math" xmlns:mc="http://schemas.openxmlformats.org/markup-compatibility/2006" xmlns:mo="http://schemas.microsoft.com/office/mac/office/2008/main" xmlns:mv="urn:schemas-microsoft-com:mac:vml" xmlns:o="urn:schemas-microsoft-com:office:office" xmlns:r="http://schemas.openxmlformats.org/officeDocument/2006/relationships" xmlns:v="urn:schemas-microsoft-com:vml" xmlns:w10="urn:schemas-microsoft-com:office:word" xmlns:w14="http://schemas.microsoft.com/office/word/2010/wordml" xmlns:w="http://schemas.openxmlformats.org/wordprocessingml/2006/main" xmlns:wne="http://schemas.microsoft.com/office/word/2006/wordml" xmlns:wp14="http://schemas.microsoft.com/office/word/2010/wordprocessingDrawing" xmlns:wp="http://schemas.openxmlformats.org/drawingml/2006/wordprocessingDrawing" xmlns:wpc="http://schemas.microsoft.com/office/word/2010/wordprocessingCanvas" xmlns:wpg="http://schemas.microsoft.com/office/word/2010/wordprocessingGroup" xmlns:wpi="http://schemas.microsoft.com/office/word/2010/wordprocessingInk" xmlns:wps="http://schemas.microsoft.com/office/word/2010/wordprocessingShape" mc:Ignorable="w14 wp14">
-  <w:p>
-    <w:pPr>
-      <w:pStyle w:val="Header"/>
-      <w:jc w:val="right"/>
-    </w:pPr>
-    <w:r>
-      <w:rPr>
-        <w:rFonts w:ascii="Times New Roman" w:hAnsi="Times New Roman"/>
-        <w:i/>
-        <w:color w:val="888888"/>
-        <w:sz w:val="17"/>
-      </w:rPr>
-      <w:t>Supplementary Audit Dossier for Peer Reviewers | 10,000 Literature-Grounded Molecule Proofs</w:t>
-    </w:r>
-  </w:p>
-</w:hdr>
 </file>
 
 <file path=word/numbering.xml><?xml version="1.0" encoding="utf-8"?>
